--- a/docs/Order_Modules_Summary_new.docx
+++ b/docs/Order_Modules_Summary_new.docx
@@ -352,6 +352,718 @@
           <w:b w:val="false"/>
           <w:bCs w:val="false"/>
         </w:rPr>
+        <w:t xml:space="preserve">Tables used</w:t>
+      </w:r>
+    </w:p>
+    <w:tbl>
+      <w:tblPr>
+        <w:tblW w:type="pct" w:w="100%"/>
+        <w:tblBorders>
+          <w:top w:val="single" w:color="auto" w:sz="4"/>
+          <w:left w:val="single" w:color="auto" w:sz="4"/>
+          <w:bottom w:val="single" w:color="auto" w:sz="4"/>
+          <w:right w:val="single" w:color="auto" w:sz="4"/>
+          <w:insideH w:val="single" w:color="auto" w:sz="4"/>
+          <w:insideV w:val="single" w:color="auto" w:sz="4"/>
+        </w:tblBorders>
+      </w:tblPr>
+      <w:tblGrid>
+        <w:gridCol w:w="100"/>
+        <w:gridCol w:w="100"/>
+        <w:gridCol w:w="100"/>
+      </w:tblGrid>
+      <w:tr>
+        <w:tc>
+          <w:tcPr>
+            <w:tcW w:type="dxa" w:w="2000"/>
+            <w:tcBorders>
+              <w:top w:val="single" w:color="999999" w:sz="4"/>
+              <w:left w:val="single" w:color="999999" w:sz="4"/>
+              <w:bottom w:val="single" w:color="999999" w:sz="4"/>
+              <w:right w:val="single" w:color="999999" w:sz="4"/>
+            </w:tcBorders>
+          </w:tcPr>
+          <w:p>
+            <w:r>
+              <w:rPr>
+                <w:b/>
+                <w:bCs/>
+                <w:sz w:val="18"/>
+                <w:szCs w:val="18"/>
+              </w:rPr>
+              <w:t xml:space="preserve">Table</w:t>
+            </w:r>
+          </w:p>
+        </w:tc>
+        <w:tc>
+          <w:tcPr>
+            <w:tcW w:type="dxa" w:w="2000"/>
+            <w:tcBorders>
+              <w:top w:val="single" w:color="999999" w:sz="4"/>
+              <w:left w:val="single" w:color="999999" w:sz="4"/>
+              <w:bottom w:val="single" w:color="999999" w:sz="4"/>
+              <w:right w:val="single" w:color="999999" w:sz="4"/>
+            </w:tcBorders>
+          </w:tcPr>
+          <w:p>
+            <w:r>
+              <w:rPr>
+                <w:b/>
+                <w:bCs/>
+                <w:sz w:val="18"/>
+                <w:szCs w:val="18"/>
+              </w:rPr>
+              <w:t xml:space="preserve">Database</w:t>
+            </w:r>
+          </w:p>
+        </w:tc>
+        <w:tc>
+          <w:tcPr>
+            <w:tcW w:type="dxa" w:w="2000"/>
+            <w:tcBorders>
+              <w:top w:val="single" w:color="999999" w:sz="4"/>
+              <w:left w:val="single" w:color="999999" w:sz="4"/>
+              <w:bottom w:val="single" w:color="999999" w:sz="4"/>
+              <w:right w:val="single" w:color="999999" w:sz="4"/>
+            </w:tcBorders>
+          </w:tcPr>
+          <w:p>
+            <w:r>
+              <w:rPr>
+                <w:b/>
+                <w:bCs/>
+                <w:sz w:val="18"/>
+                <w:szCs w:val="18"/>
+              </w:rPr>
+              <w:t xml:space="preserve">Purpose</w:t>
+            </w:r>
+          </w:p>
+        </w:tc>
+      </w:tr>
+      <w:tr>
+        <w:tc>
+          <w:tcPr>
+            <w:tcW w:type="dxa" w:w="2000"/>
+            <w:tcBorders>
+              <w:top w:val="single" w:color="999999" w:sz="4"/>
+              <w:left w:val="single" w:color="999999" w:sz="4"/>
+              <w:bottom w:val="single" w:color="999999" w:sz="4"/>
+              <w:right w:val="single" w:color="999999" w:sz="4"/>
+            </w:tcBorders>
+          </w:tcPr>
+          <w:p>
+            <w:r>
+              <w:rPr>
+                <w:b w:val="false"/>
+                <w:bCs w:val="false"/>
+                <w:sz w:val="18"/>
+                <w:szCs w:val="18"/>
+              </w:rPr>
+              <w:t xml:space="preserve">plexecom_customer_units</w:t>
+            </w:r>
+          </w:p>
+        </w:tc>
+        <w:tc>
+          <w:tcPr>
+            <w:tcW w:type="dxa" w:w="2000"/>
+            <w:tcBorders>
+              <w:top w:val="single" w:color="999999" w:sz="4"/>
+              <w:left w:val="single" w:color="999999" w:sz="4"/>
+              <w:bottom w:val="single" w:color="999999" w:sz="4"/>
+              <w:right w:val="single" w:color="999999" w:sz="4"/>
+            </w:tcBorders>
+          </w:tcPr>
+          <w:p>
+            <w:r>
+              <w:rPr>
+                <w:b w:val="false"/>
+                <w:bCs w:val="false"/>
+                <w:sz w:val="18"/>
+                <w:szCs w:val="18"/>
+              </w:rPr>
+              <w:t xml:space="preserve">OB</w:t>
+            </w:r>
+          </w:p>
+        </w:tc>
+        <w:tc>
+          <w:tcPr>
+            <w:tcW w:type="dxa" w:w="2000"/>
+            <w:tcBorders>
+              <w:top w:val="single" w:color="999999" w:sz="4"/>
+              <w:left w:val="single" w:color="999999" w:sz="4"/>
+              <w:bottom w:val="single" w:color="999999" w:sz="4"/>
+              <w:right w:val="single" w:color="999999" w:sz="4"/>
+            </w:tcBorders>
+          </w:tcPr>
+          <w:p>
+            <w:r>
+              <w:rPr>
+                <w:b w:val="false"/>
+                <w:bCs w:val="false"/>
+                <w:sz w:val="18"/>
+                <w:szCs w:val="18"/>
+              </w:rPr>
+              <w:t xml:space="preserve">Primary list, details, and Re-Push source</w:t>
+            </w:r>
+          </w:p>
+        </w:tc>
+      </w:tr>
+      <w:tr>
+        <w:tc>
+          <w:tcPr>
+            <w:tcW w:type="dxa" w:w="2000"/>
+            <w:tcBorders>
+              <w:top w:val="single" w:color="999999" w:sz="4"/>
+              <w:left w:val="single" w:color="999999" w:sz="4"/>
+              <w:bottom w:val="single" w:color="999999" w:sz="4"/>
+              <w:right w:val="single" w:color="999999" w:sz="4"/>
+            </w:tcBorders>
+          </w:tcPr>
+          <w:p>
+            <w:r>
+              <w:rPr>
+                <w:b w:val="false"/>
+                <w:bCs w:val="false"/>
+                <w:sz w:val="18"/>
+                <w:szCs w:val="18"/>
+              </w:rPr>
+              <w:t xml:space="preserve">despatch</w:t>
+            </w:r>
+          </w:p>
+        </w:tc>
+        <w:tc>
+          <w:tcPr>
+            <w:tcW w:type="dxa" w:w="2000"/>
+            <w:tcBorders>
+              <w:top w:val="single" w:color="999999" w:sz="4"/>
+              <w:left w:val="single" w:color="999999" w:sz="4"/>
+              <w:bottom w:val="single" w:color="999999" w:sz="4"/>
+              <w:right w:val="single" w:color="999999" w:sz="4"/>
+            </w:tcBorders>
+          </w:tcPr>
+          <w:p>
+            <w:r>
+              <w:rPr>
+                <w:b w:val="false"/>
+                <w:bCs w:val="false"/>
+                <w:sz w:val="18"/>
+                <w:szCs w:val="18"/>
+              </w:rPr>
+              <w:t xml:space="preserve">DP</w:t>
+            </w:r>
+          </w:p>
+        </w:tc>
+        <w:tc>
+          <w:tcPr>
+            <w:tcW w:type="dxa" w:w="2000"/>
+            <w:tcBorders>
+              <w:top w:val="single" w:color="999999" w:sz="4"/>
+              <w:left w:val="single" w:color="999999" w:sz="4"/>
+              <w:bottom w:val="single" w:color="999999" w:sz="4"/>
+              <w:right w:val="single" w:color="999999" w:sz="4"/>
+            </w:tcBorders>
+          </w:tcPr>
+          <w:p>
+            <w:r>
+              <w:rPr>
+                <w:b w:val="false"/>
+                <w:bCs w:val="false"/>
+                <w:sz w:val="18"/>
+                <w:szCs w:val="18"/>
+              </w:rPr>
+              <w:t xml:space="preserve">Despatched status check</w:t>
+            </w:r>
+          </w:p>
+        </w:tc>
+      </w:tr>
+      <w:tr>
+        <w:tc>
+          <w:tcPr>
+            <w:tcW w:type="dxa" w:w="2000"/>
+            <w:tcBorders>
+              <w:top w:val="single" w:color="999999" w:sz="4"/>
+              <w:left w:val="single" w:color="999999" w:sz="4"/>
+              <w:bottom w:val="single" w:color="999999" w:sz="4"/>
+              <w:right w:val="single" w:color="999999" w:sz="4"/>
+            </w:tcBorders>
+          </w:tcPr>
+          <w:p>
+            <w:r>
+              <w:rPr>
+                <w:b w:val="false"/>
+                <w:bCs w:val="false"/>
+                <w:sz w:val="18"/>
+                <w:szCs w:val="18"/>
+              </w:rPr>
+              <w:t xml:space="preserve">tbl_vayu_delivery_term</w:t>
+            </w:r>
+          </w:p>
+        </w:tc>
+        <w:tc>
+          <w:tcPr>
+            <w:tcW w:type="dxa" w:w="2000"/>
+            <w:tcBorders>
+              <w:top w:val="single" w:color="999999" w:sz="4"/>
+              <w:left w:val="single" w:color="999999" w:sz="4"/>
+              <w:bottom w:val="single" w:color="999999" w:sz="4"/>
+              <w:right w:val="single" w:color="999999" w:sz="4"/>
+            </w:tcBorders>
+          </w:tcPr>
+          <w:p>
+            <w:r>
+              <w:rPr>
+                <w:b w:val="false"/>
+                <w:bCs w:val="false"/>
+                <w:sz w:val="18"/>
+                <w:szCs w:val="18"/>
+              </w:rPr>
+              <w:t xml:space="preserve">OB</w:t>
+            </w:r>
+          </w:p>
+        </w:tc>
+        <w:tc>
+          <w:tcPr>
+            <w:tcW w:type="dxa" w:w="2000"/>
+            <w:tcBorders>
+              <w:top w:val="single" w:color="999999" w:sz="4"/>
+              <w:left w:val="single" w:color="999999" w:sz="4"/>
+              <w:bottom w:val="single" w:color="999999" w:sz="4"/>
+              <w:right w:val="single" w:color="999999" w:sz="4"/>
+            </w:tcBorders>
+          </w:tcPr>
+          <w:p>
+            <w:r>
+              <w:rPr>
+                <w:b w:val="false"/>
+                <w:bCs w:val="false"/>
+                <w:sz w:val="18"/>
+                <w:szCs w:val="18"/>
+              </w:rPr>
+              <w:t xml:space="preserve">Delivery term label</w:t>
+            </w:r>
+          </w:p>
+        </w:tc>
+      </w:tr>
+      <w:tr>
+        <w:tc>
+          <w:tcPr>
+            <w:tcW w:type="dxa" w:w="2000"/>
+            <w:tcBorders>
+              <w:top w:val="single" w:color="999999" w:sz="4"/>
+              <w:left w:val="single" w:color="999999" w:sz="4"/>
+              <w:bottom w:val="single" w:color="999999" w:sz="4"/>
+              <w:right w:val="single" w:color="999999" w:sz="4"/>
+            </w:tcBorders>
+          </w:tcPr>
+          <w:p>
+            <w:r>
+              <w:rPr>
+                <w:b w:val="false"/>
+                <w:bCs w:val="false"/>
+                <w:sz w:val="18"/>
+                <w:szCs w:val="18"/>
+              </w:rPr>
+              <w:t xml:space="preserve">tbl_vayu_order_category</w:t>
+            </w:r>
+          </w:p>
+        </w:tc>
+        <w:tc>
+          <w:tcPr>
+            <w:tcW w:type="dxa" w:w="2000"/>
+            <w:tcBorders>
+              <w:top w:val="single" w:color="999999" w:sz="4"/>
+              <w:left w:val="single" w:color="999999" w:sz="4"/>
+              <w:bottom w:val="single" w:color="999999" w:sz="4"/>
+              <w:right w:val="single" w:color="999999" w:sz="4"/>
+            </w:tcBorders>
+          </w:tcPr>
+          <w:p>
+            <w:r>
+              <w:rPr>
+                <w:b w:val="false"/>
+                <w:bCs w:val="false"/>
+                <w:sz w:val="18"/>
+                <w:szCs w:val="18"/>
+              </w:rPr>
+              <w:t xml:space="preserve">OB</w:t>
+            </w:r>
+          </w:p>
+        </w:tc>
+        <w:tc>
+          <w:tcPr>
+            <w:tcW w:type="dxa" w:w="2000"/>
+            <w:tcBorders>
+              <w:top w:val="single" w:color="999999" w:sz="4"/>
+              <w:left w:val="single" w:color="999999" w:sz="4"/>
+              <w:bottom w:val="single" w:color="999999" w:sz="4"/>
+              <w:right w:val="single" w:color="999999" w:sz="4"/>
+            </w:tcBorders>
+          </w:tcPr>
+          <w:p>
+            <w:r>
+              <w:rPr>
+                <w:b w:val="false"/>
+                <w:bCs w:val="false"/>
+                <w:sz w:val="18"/>
+                <w:szCs w:val="18"/>
+              </w:rPr>
+              <w:t xml:space="preserve">Category label</w:t>
+            </w:r>
+          </w:p>
+        </w:tc>
+      </w:tr>
+      <w:tr>
+        <w:tc>
+          <w:tcPr>
+            <w:tcW w:type="dxa" w:w="2000"/>
+            <w:tcBorders>
+              <w:top w:val="single" w:color="999999" w:sz="4"/>
+              <w:left w:val="single" w:color="999999" w:sz="4"/>
+              <w:bottom w:val="single" w:color="999999" w:sz="4"/>
+              <w:right w:val="single" w:color="999999" w:sz="4"/>
+            </w:tcBorders>
+          </w:tcPr>
+          <w:p>
+            <w:r>
+              <w:rPr>
+                <w:b w:val="false"/>
+                <w:bCs w:val="false"/>
+                <w:sz w:val="18"/>
+                <w:szCs w:val="18"/>
+              </w:rPr>
+              <w:t xml:space="preserve">spp_payterm_master</w:t>
+            </w:r>
+          </w:p>
+        </w:tc>
+        <w:tc>
+          <w:tcPr>
+            <w:tcW w:type="dxa" w:w="2000"/>
+            <w:tcBorders>
+              <w:top w:val="single" w:color="999999" w:sz="4"/>
+              <w:left w:val="single" w:color="999999" w:sz="4"/>
+              <w:bottom w:val="single" w:color="999999" w:sz="4"/>
+              <w:right w:val="single" w:color="999999" w:sz="4"/>
+            </w:tcBorders>
+          </w:tcPr>
+          <w:p>
+            <w:r>
+              <w:rPr>
+                <w:b w:val="false"/>
+                <w:bCs w:val="false"/>
+                <w:sz w:val="18"/>
+                <w:szCs w:val="18"/>
+              </w:rPr>
+              <w:t xml:space="preserve">OB</w:t>
+            </w:r>
+          </w:p>
+        </w:tc>
+        <w:tc>
+          <w:tcPr>
+            <w:tcW w:type="dxa" w:w="2000"/>
+            <w:tcBorders>
+              <w:top w:val="single" w:color="999999" w:sz="4"/>
+              <w:left w:val="single" w:color="999999" w:sz="4"/>
+              <w:bottom w:val="single" w:color="999999" w:sz="4"/>
+              <w:right w:val="single" w:color="999999" w:sz="4"/>
+            </w:tcBorders>
+          </w:tcPr>
+          <w:p>
+            <w:r>
+              <w:rPr>
+                <w:b w:val="false"/>
+                <w:bCs w:val="false"/>
+                <w:sz w:val="18"/>
+                <w:szCs w:val="18"/>
+              </w:rPr>
+              <w:t xml:space="preserve">Payment term description</w:t>
+            </w:r>
+          </w:p>
+        </w:tc>
+      </w:tr>
+      <w:tr>
+        <w:tc>
+          <w:tcPr>
+            <w:tcW w:type="dxa" w:w="2000"/>
+            <w:tcBorders>
+              <w:top w:val="single" w:color="999999" w:sz="4"/>
+              <w:left w:val="single" w:color="999999" w:sz="4"/>
+              <w:bottom w:val="single" w:color="999999" w:sz="4"/>
+              <w:right w:val="single" w:color="999999" w:sz="4"/>
+            </w:tcBorders>
+          </w:tcPr>
+          <w:p>
+            <w:r>
+              <w:rPr>
+                <w:b w:val="false"/>
+                <w:bCs w:val="false"/>
+                <w:sz w:val="18"/>
+                <w:szCs w:val="18"/>
+              </w:rPr>
+              <w:t xml:space="preserve">transporter_master</w:t>
+            </w:r>
+          </w:p>
+        </w:tc>
+        <w:tc>
+          <w:tcPr>
+            <w:tcW w:type="dxa" w:w="2000"/>
+            <w:tcBorders>
+              <w:top w:val="single" w:color="999999" w:sz="4"/>
+              <w:left w:val="single" w:color="999999" w:sz="4"/>
+              <w:bottom w:val="single" w:color="999999" w:sz="4"/>
+              <w:right w:val="single" w:color="999999" w:sz="4"/>
+            </w:tcBorders>
+          </w:tcPr>
+          <w:p>
+            <w:r>
+              <w:rPr>
+                <w:b w:val="false"/>
+                <w:bCs w:val="false"/>
+                <w:sz w:val="18"/>
+                <w:szCs w:val="18"/>
+              </w:rPr>
+              <w:t xml:space="preserve">OB</w:t>
+            </w:r>
+          </w:p>
+        </w:tc>
+        <w:tc>
+          <w:tcPr>
+            <w:tcW w:type="dxa" w:w="2000"/>
+            <w:tcBorders>
+              <w:top w:val="single" w:color="999999" w:sz="4"/>
+              <w:left w:val="single" w:color="999999" w:sz="4"/>
+              <w:bottom w:val="single" w:color="999999" w:sz="4"/>
+              <w:right w:val="single" w:color="999999" w:sz="4"/>
+            </w:tcBorders>
+          </w:tcPr>
+          <w:p>
+            <w:r>
+              <w:rPr>
+                <w:b w:val="false"/>
+                <w:bCs w:val="false"/>
+                <w:sz w:val="18"/>
+                <w:szCs w:val="18"/>
+              </w:rPr>
+              <w:t xml:space="preserve">Transporter name</w:t>
+            </w:r>
+          </w:p>
+        </w:tc>
+      </w:tr>
+      <w:tr>
+        <w:tc>
+          <w:tcPr>
+            <w:tcW w:type="dxa" w:w="2000"/>
+            <w:tcBorders>
+              <w:top w:val="single" w:color="999999" w:sz="4"/>
+              <w:left w:val="single" w:color="999999" w:sz="4"/>
+              <w:bottom w:val="single" w:color="999999" w:sz="4"/>
+              <w:right w:val="single" w:color="999999" w:sz="4"/>
+            </w:tcBorders>
+          </w:tcPr>
+          <w:p>
+            <w:r>
+              <w:rPr>
+                <w:b w:val="false"/>
+                <w:bCs w:val="false"/>
+                <w:sz w:val="18"/>
+                <w:szCs w:val="18"/>
+              </w:rPr>
+              <w:t xml:space="preserve">user_master</w:t>
+            </w:r>
+          </w:p>
+        </w:tc>
+        <w:tc>
+          <w:tcPr>
+            <w:tcW w:type="dxa" w:w="2000"/>
+            <w:tcBorders>
+              <w:top w:val="single" w:color="999999" w:sz="4"/>
+              <w:left w:val="single" w:color="999999" w:sz="4"/>
+              <w:bottom w:val="single" w:color="999999" w:sz="4"/>
+              <w:right w:val="single" w:color="999999" w:sz="4"/>
+            </w:tcBorders>
+          </w:tcPr>
+          <w:p>
+            <w:r>
+              <w:rPr>
+                <w:b w:val="false"/>
+                <w:bCs w:val="false"/>
+                <w:sz w:val="18"/>
+                <w:szCs w:val="18"/>
+              </w:rPr>
+              <w:t xml:space="preserve">OB</w:t>
+            </w:r>
+          </w:p>
+        </w:tc>
+        <w:tc>
+          <w:tcPr>
+            <w:tcW w:type="dxa" w:w="2000"/>
+            <w:tcBorders>
+              <w:top w:val="single" w:color="999999" w:sz="4"/>
+              <w:left w:val="single" w:color="999999" w:sz="4"/>
+              <w:bottom w:val="single" w:color="999999" w:sz="4"/>
+              <w:right w:val="single" w:color="999999" w:sz="4"/>
+            </w:tcBorders>
+          </w:tcPr>
+          <w:p>
+            <w:r>
+              <w:rPr>
+                <w:b w:val="false"/>
+                <w:bCs w:val="false"/>
+                <w:sz w:val="18"/>
+                <w:szCs w:val="18"/>
+              </w:rPr>
+              <w:t xml:space="preserve">Added By column (admin roles)</w:t>
+            </w:r>
+          </w:p>
+        </w:tc>
+      </w:tr>
+      <w:tr>
+        <w:tc>
+          <w:tcPr>
+            <w:tcW w:type="dxa" w:w="2000"/>
+            <w:tcBorders>
+              <w:top w:val="single" w:color="999999" w:sz="4"/>
+              <w:left w:val="single" w:color="999999" w:sz="4"/>
+              <w:bottom w:val="single" w:color="999999" w:sz="4"/>
+              <w:right w:val="single" w:color="999999" w:sz="4"/>
+            </w:tcBorders>
+          </w:tcPr>
+          <w:p>
+            <w:r>
+              <w:rPr>
+                <w:b w:val="false"/>
+                <w:bCs w:val="false"/>
+                <w:sz w:val="18"/>
+                <w:szCs w:val="18"/>
+              </w:rPr>
+              <w:t xml:space="preserve">area</w:t>
+            </w:r>
+          </w:p>
+        </w:tc>
+        <w:tc>
+          <w:tcPr>
+            <w:tcW w:type="dxa" w:w="2000"/>
+            <w:tcBorders>
+              <w:top w:val="single" w:color="999999" w:sz="4"/>
+              <w:left w:val="single" w:color="999999" w:sz="4"/>
+              <w:bottom w:val="single" w:color="999999" w:sz="4"/>
+              <w:right w:val="single" w:color="999999" w:sz="4"/>
+            </w:tcBorders>
+          </w:tcPr>
+          <w:p>
+            <w:r>
+              <w:rPr>
+                <w:b w:val="false"/>
+                <w:bCs w:val="false"/>
+                <w:sz w:val="18"/>
+                <w:szCs w:val="18"/>
+              </w:rPr>
+              <w:t xml:space="preserve">OB</w:t>
+            </w:r>
+          </w:p>
+        </w:tc>
+        <w:tc>
+          <w:tcPr>
+            <w:tcW w:type="dxa" w:w="2000"/>
+            <w:tcBorders>
+              <w:top w:val="single" w:color="999999" w:sz="4"/>
+              <w:left w:val="single" w:color="999999" w:sz="4"/>
+              <w:bottom w:val="single" w:color="999999" w:sz="4"/>
+              <w:right w:val="single" w:color="999999" w:sz="4"/>
+            </w:tcBorders>
+          </w:tcPr>
+          <w:p>
+            <w:r>
+              <w:rPr>
+                <w:b w:val="false"/>
+                <w:bCs w:val="false"/>
+                <w:sz w:val="18"/>
+                <w:szCs w:val="18"/>
+              </w:rPr>
+              <w:t xml:space="preserve">Details page enrichment</w:t>
+            </w:r>
+          </w:p>
+        </w:tc>
+      </w:tr>
+      <w:tr>
+        <w:tc>
+          <w:tcPr>
+            <w:tcW w:type="dxa" w:w="2000"/>
+            <w:tcBorders>
+              <w:top w:val="single" w:color="999999" w:sz="4"/>
+              <w:left w:val="single" w:color="999999" w:sz="4"/>
+              <w:bottom w:val="single" w:color="999999" w:sz="4"/>
+              <w:right w:val="single" w:color="999999" w:sz="4"/>
+            </w:tcBorders>
+          </w:tcPr>
+          <w:p>
+            <w:r>
+              <w:rPr>
+                <w:b w:val="false"/>
+                <w:bCs w:val="false"/>
+                <w:sz w:val="18"/>
+                <w:szCs w:val="18"/>
+              </w:rPr>
+              <w:t xml:space="preserve">customer_address</w:t>
+            </w:r>
+          </w:p>
+        </w:tc>
+        <w:tc>
+          <w:tcPr>
+            <w:tcW w:type="dxa" w:w="2000"/>
+            <w:tcBorders>
+              <w:top w:val="single" w:color="999999" w:sz="4"/>
+              <w:left w:val="single" w:color="999999" w:sz="4"/>
+              <w:bottom w:val="single" w:color="999999" w:sz="4"/>
+              <w:right w:val="single" w:color="999999" w:sz="4"/>
+            </w:tcBorders>
+          </w:tcPr>
+          <w:p>
+            <w:r>
+              <w:rPr>
+                <w:b w:val="false"/>
+                <w:bCs w:val="false"/>
+                <w:sz w:val="18"/>
+                <w:szCs w:val="18"/>
+              </w:rPr>
+              <w:t xml:space="preserve">DP</w:t>
+            </w:r>
+          </w:p>
+        </w:tc>
+        <w:tc>
+          <w:tcPr>
+            <w:tcW w:type="dxa" w:w="2000"/>
+            <w:tcBorders>
+              <w:top w:val="single" w:color="999999" w:sz="4"/>
+              <w:left w:val="single" w:color="999999" w:sz="4"/>
+              <w:bottom w:val="single" w:color="999999" w:sz="4"/>
+              <w:right w:val="single" w:color="999999" w:sz="4"/>
+            </w:tcBorders>
+          </w:tcPr>
+          <w:p>
+            <w:r>
+              <w:rPr>
+                <w:b w:val="false"/>
+                <w:bCs w:val="false"/>
+                <w:sz w:val="18"/>
+                <w:szCs w:val="18"/>
+              </w:rPr>
+              <w:t xml:space="preserve">Re-Push / address helpers</w:t>
+            </w:r>
+          </w:p>
+        </w:tc>
+      </w:tr>
+    </w:tbl>
+    <w:p/>
+    <w:p>
+      <w:pPr>
+        <w:pStyle w:val="Heading3"/>
+        <w:spacing w:after="120" w:before="240"/>
+      </w:pPr>
+      <w:r>
+        <w:rPr>
+          <w:b w:val="false"/>
+          <w:bCs w:val="false"/>
+        </w:rPr>
         <w:t xml:space="preserve">Data sources</w:t>
       </w:r>
     </w:p>
@@ -866,6 +1578,969 @@
           <w:b w:val="false"/>
           <w:bCs w:val="false"/>
         </w:rPr>
+        <w:t xml:space="preserve">Tables used</w:t>
+      </w:r>
+    </w:p>
+    <w:tbl>
+      <w:tblPr>
+        <w:tblW w:type="pct" w:w="100%"/>
+        <w:tblBorders>
+          <w:top w:val="single" w:color="auto" w:sz="4"/>
+          <w:left w:val="single" w:color="auto" w:sz="4"/>
+          <w:bottom w:val="single" w:color="auto" w:sz="4"/>
+          <w:right w:val="single" w:color="auto" w:sz="4"/>
+          <w:insideH w:val="single" w:color="auto" w:sz="4"/>
+          <w:insideV w:val="single" w:color="auto" w:sz="4"/>
+        </w:tblBorders>
+      </w:tblPr>
+      <w:tblGrid>
+        <w:gridCol w:w="100"/>
+        <w:gridCol w:w="100"/>
+        <w:gridCol w:w="100"/>
+      </w:tblGrid>
+      <w:tr>
+        <w:tc>
+          <w:tcPr>
+            <w:tcW w:type="dxa" w:w="2000"/>
+            <w:tcBorders>
+              <w:top w:val="single" w:color="999999" w:sz="4"/>
+              <w:left w:val="single" w:color="999999" w:sz="4"/>
+              <w:bottom w:val="single" w:color="999999" w:sz="4"/>
+              <w:right w:val="single" w:color="999999" w:sz="4"/>
+            </w:tcBorders>
+          </w:tcPr>
+          <w:p>
+            <w:r>
+              <w:rPr>
+                <w:b/>
+                <w:bCs/>
+                <w:sz w:val="18"/>
+                <w:szCs w:val="18"/>
+              </w:rPr>
+              <w:t xml:space="preserve">Table</w:t>
+            </w:r>
+          </w:p>
+        </w:tc>
+        <w:tc>
+          <w:tcPr>
+            <w:tcW w:type="dxa" w:w="2000"/>
+            <w:tcBorders>
+              <w:top w:val="single" w:color="999999" w:sz="4"/>
+              <w:left w:val="single" w:color="999999" w:sz="4"/>
+              <w:bottom w:val="single" w:color="999999" w:sz="4"/>
+              <w:right w:val="single" w:color="999999" w:sz="4"/>
+            </w:tcBorders>
+          </w:tcPr>
+          <w:p>
+            <w:r>
+              <w:rPr>
+                <w:b/>
+                <w:bCs/>
+                <w:sz w:val="18"/>
+                <w:szCs w:val="18"/>
+              </w:rPr>
+              <w:t xml:space="preserve">Database</w:t>
+            </w:r>
+          </w:p>
+        </w:tc>
+        <w:tc>
+          <w:tcPr>
+            <w:tcW w:type="dxa" w:w="2000"/>
+            <w:tcBorders>
+              <w:top w:val="single" w:color="999999" w:sz="4"/>
+              <w:left w:val="single" w:color="999999" w:sz="4"/>
+              <w:bottom w:val="single" w:color="999999" w:sz="4"/>
+              <w:right w:val="single" w:color="999999" w:sz="4"/>
+            </w:tcBorders>
+          </w:tcPr>
+          <w:p>
+            <w:r>
+              <w:rPr>
+                <w:b/>
+                <w:bCs/>
+                <w:sz w:val="18"/>
+                <w:szCs w:val="18"/>
+              </w:rPr>
+              <w:t xml:space="preserve">Purpose</w:t>
+            </w:r>
+          </w:p>
+        </w:tc>
+      </w:tr>
+      <w:tr>
+        <w:tc>
+          <w:tcPr>
+            <w:tcW w:type="dxa" w:w="2000"/>
+            <w:tcBorders>
+              <w:top w:val="single" w:color="999999" w:sz="4"/>
+              <w:left w:val="single" w:color="999999" w:sz="4"/>
+              <w:bottom w:val="single" w:color="999999" w:sz="4"/>
+              <w:right w:val="single" w:color="999999" w:sz="4"/>
+            </w:tcBorders>
+          </w:tcPr>
+          <w:p>
+            <w:r>
+              <w:rPr>
+                <w:b w:val="false"/>
+                <w:bCs w:val="false"/>
+                <w:sz w:val="18"/>
+                <w:szCs w:val="18"/>
+              </w:rPr>
+              <w:t xml:space="preserve">tbl_vayu_cartitems</w:t>
+            </w:r>
+          </w:p>
+        </w:tc>
+        <w:tc>
+          <w:tcPr>
+            <w:tcW w:type="dxa" w:w="2000"/>
+            <w:tcBorders>
+              <w:top w:val="single" w:color="999999" w:sz="4"/>
+              <w:left w:val="single" w:color="999999" w:sz="4"/>
+              <w:bottom w:val="single" w:color="999999" w:sz="4"/>
+              <w:right w:val="single" w:color="999999" w:sz="4"/>
+            </w:tcBorders>
+          </w:tcPr>
+          <w:p>
+            <w:r>
+              <w:rPr>
+                <w:b w:val="false"/>
+                <w:bCs w:val="false"/>
+                <w:sz w:val="18"/>
+                <w:szCs w:val="18"/>
+              </w:rPr>
+              <w:t xml:space="preserve">OB</w:t>
+            </w:r>
+          </w:p>
+        </w:tc>
+        <w:tc>
+          <w:tcPr>
+            <w:tcW w:type="dxa" w:w="2000"/>
+            <w:tcBorders>
+              <w:top w:val="single" w:color="999999" w:sz="4"/>
+              <w:left w:val="single" w:color="999999" w:sz="4"/>
+              <w:bottom w:val="single" w:color="999999" w:sz="4"/>
+              <w:right w:val="single" w:color="999999" w:sz="4"/>
+            </w:tcBorders>
+          </w:tcPr>
+          <w:p>
+            <w:r>
+              <w:rPr>
+                <w:b w:val="false"/>
+                <w:bCs w:val="false"/>
+                <w:sz w:val="18"/>
+                <w:szCs w:val="18"/>
+              </w:rPr>
+              <w:t xml:space="preserve">Draft cart (status = 0, per user)</w:t>
+            </w:r>
+          </w:p>
+        </w:tc>
+      </w:tr>
+      <w:tr>
+        <w:tc>
+          <w:tcPr>
+            <w:tcW w:type="dxa" w:w="2000"/>
+            <w:tcBorders>
+              <w:top w:val="single" w:color="999999" w:sz="4"/>
+              <w:left w:val="single" w:color="999999" w:sz="4"/>
+              <w:bottom w:val="single" w:color="999999" w:sz="4"/>
+              <w:right w:val="single" w:color="999999" w:sz="4"/>
+            </w:tcBorders>
+          </w:tcPr>
+          <w:p>
+            <w:r>
+              <w:rPr>
+                <w:b w:val="false"/>
+                <w:bCs w:val="false"/>
+                <w:sz w:val="18"/>
+                <w:szCs w:val="18"/>
+              </w:rPr>
+              <w:t xml:space="preserve">plexecom_customer_units</w:t>
+            </w:r>
+          </w:p>
+        </w:tc>
+        <w:tc>
+          <w:tcPr>
+            <w:tcW w:type="dxa" w:w="2000"/>
+            <w:tcBorders>
+              <w:top w:val="single" w:color="999999" w:sz="4"/>
+              <w:left w:val="single" w:color="999999" w:sz="4"/>
+              <w:bottom w:val="single" w:color="999999" w:sz="4"/>
+              <w:right w:val="single" w:color="999999" w:sz="4"/>
+            </w:tcBorders>
+          </w:tcPr>
+          <w:p>
+            <w:r>
+              <w:rPr>
+                <w:b w:val="false"/>
+                <w:bCs w:val="false"/>
+                <w:sz w:val="18"/>
+                <w:szCs w:val="18"/>
+              </w:rPr>
+              <w:t xml:space="preserve">OB</w:t>
+            </w:r>
+          </w:p>
+        </w:tc>
+        <w:tc>
+          <w:tcPr>
+            <w:tcW w:type="dxa" w:w="2000"/>
+            <w:tcBorders>
+              <w:top w:val="single" w:color="999999" w:sz="4"/>
+              <w:left w:val="single" w:color="999999" w:sz="4"/>
+              <w:bottom w:val="single" w:color="999999" w:sz="4"/>
+              <w:right w:val="single" w:color="999999" w:sz="4"/>
+            </w:tcBorders>
+          </w:tcPr>
+          <w:p>
+            <w:r>
+              <w:rPr>
+                <w:b w:val="false"/>
+                <w:bCs w:val="false"/>
+                <w:sz w:val="18"/>
+                <w:szCs w:val="18"/>
+              </w:rPr>
+              <w:t xml:space="preserve">Booked order lines (shared Ref No on submit)</w:t>
+            </w:r>
+          </w:p>
+        </w:tc>
+      </w:tr>
+      <w:tr>
+        <w:tc>
+          <w:tcPr>
+            <w:tcW w:type="dxa" w:w="2000"/>
+            <w:tcBorders>
+              <w:top w:val="single" w:color="999999" w:sz="4"/>
+              <w:left w:val="single" w:color="999999" w:sz="4"/>
+              <w:bottom w:val="single" w:color="999999" w:sz="4"/>
+              <w:right w:val="single" w:color="999999" w:sz="4"/>
+            </w:tcBorders>
+          </w:tcPr>
+          <w:p>
+            <w:r>
+              <w:rPr>
+                <w:b w:val="false"/>
+                <w:bCs w:val="false"/>
+                <w:sz w:val="18"/>
+                <w:szCs w:val="18"/>
+              </w:rPr>
+              <w:t xml:space="preserve">product_master_vayu</w:t>
+            </w:r>
+          </w:p>
+        </w:tc>
+        <w:tc>
+          <w:tcPr>
+            <w:tcW w:type="dxa" w:w="2000"/>
+            <w:tcBorders>
+              <w:top w:val="single" w:color="999999" w:sz="4"/>
+              <w:left w:val="single" w:color="999999" w:sz="4"/>
+              <w:bottom w:val="single" w:color="999999" w:sz="4"/>
+              <w:right w:val="single" w:color="999999" w:sz="4"/>
+            </w:tcBorders>
+          </w:tcPr>
+          <w:p>
+            <w:r>
+              <w:rPr>
+                <w:b w:val="false"/>
+                <w:bCs w:val="false"/>
+                <w:sz w:val="18"/>
+                <w:szCs w:val="18"/>
+              </w:rPr>
+              <w:t xml:space="preserve">OB</w:t>
+            </w:r>
+          </w:p>
+        </w:tc>
+        <w:tc>
+          <w:tcPr>
+            <w:tcW w:type="dxa" w:w="2000"/>
+            <w:tcBorders>
+              <w:top w:val="single" w:color="999999" w:sz="4"/>
+              <w:left w:val="single" w:color="999999" w:sz="4"/>
+              <w:bottom w:val="single" w:color="999999" w:sz="4"/>
+              <w:right w:val="single" w:color="999999" w:sz="4"/>
+            </w:tcBorders>
+          </w:tcPr>
+          <w:p>
+            <w:r>
+              <w:rPr>
+                <w:b w:val="false"/>
+                <w:bCs w:val="false"/>
+                <w:sz w:val="18"/>
+                <w:szCs w:val="18"/>
+              </w:rPr>
+              <w:t xml:space="preserve">Product search, price, order type</w:t>
+            </w:r>
+          </w:p>
+        </w:tc>
+      </w:tr>
+      <w:tr>
+        <w:tc>
+          <w:tcPr>
+            <w:tcW w:type="dxa" w:w="2000"/>
+            <w:tcBorders>
+              <w:top w:val="single" w:color="999999" w:sz="4"/>
+              <w:left w:val="single" w:color="999999" w:sz="4"/>
+              <w:bottom w:val="single" w:color="999999" w:sz="4"/>
+              <w:right w:val="single" w:color="999999" w:sz="4"/>
+            </w:tcBorders>
+          </w:tcPr>
+          <w:p>
+            <w:r>
+              <w:rPr>
+                <w:b w:val="false"/>
+                <w:bCs w:val="false"/>
+                <w:sz w:val="18"/>
+                <w:szCs w:val="18"/>
+              </w:rPr>
+              <w:t xml:space="preserve">tbl_vayu_order_category</w:t>
+            </w:r>
+          </w:p>
+        </w:tc>
+        <w:tc>
+          <w:tcPr>
+            <w:tcW w:type="dxa" w:w="2000"/>
+            <w:tcBorders>
+              <w:top w:val="single" w:color="999999" w:sz="4"/>
+              <w:left w:val="single" w:color="999999" w:sz="4"/>
+              <w:bottom w:val="single" w:color="999999" w:sz="4"/>
+              <w:right w:val="single" w:color="999999" w:sz="4"/>
+            </w:tcBorders>
+          </w:tcPr>
+          <w:p>
+            <w:r>
+              <w:rPr>
+                <w:b w:val="false"/>
+                <w:bCs w:val="false"/>
+                <w:sz w:val="18"/>
+                <w:szCs w:val="18"/>
+              </w:rPr>
+              <w:t xml:space="preserve">OB</w:t>
+            </w:r>
+          </w:p>
+        </w:tc>
+        <w:tc>
+          <w:tcPr>
+            <w:tcW w:type="dxa" w:w="2000"/>
+            <w:tcBorders>
+              <w:top w:val="single" w:color="999999" w:sz="4"/>
+              <w:left w:val="single" w:color="999999" w:sz="4"/>
+              <w:bottom w:val="single" w:color="999999" w:sz="4"/>
+              <w:right w:val="single" w:color="999999" w:sz="4"/>
+            </w:tcBorders>
+          </w:tcPr>
+          <w:p>
+            <w:r>
+              <w:rPr>
+                <w:b w:val="false"/>
+                <w:bCs w:val="false"/>
+                <w:sz w:val="18"/>
+                <w:szCs w:val="18"/>
+              </w:rPr>
+              <w:t xml:space="preserve">Order category dropdown</w:t>
+            </w:r>
+          </w:p>
+        </w:tc>
+      </w:tr>
+      <w:tr>
+        <w:tc>
+          <w:tcPr>
+            <w:tcW w:type="dxa" w:w="2000"/>
+            <w:tcBorders>
+              <w:top w:val="single" w:color="999999" w:sz="4"/>
+              <w:left w:val="single" w:color="999999" w:sz="4"/>
+              <w:bottom w:val="single" w:color="999999" w:sz="4"/>
+              <w:right w:val="single" w:color="999999" w:sz="4"/>
+            </w:tcBorders>
+          </w:tcPr>
+          <w:p>
+            <w:r>
+              <w:rPr>
+                <w:b w:val="false"/>
+                <w:bCs w:val="false"/>
+                <w:sz w:val="18"/>
+                <w:szCs w:val="18"/>
+              </w:rPr>
+              <w:t xml:space="preserve">area</w:t>
+            </w:r>
+          </w:p>
+        </w:tc>
+        <w:tc>
+          <w:tcPr>
+            <w:tcW w:type="dxa" w:w="2000"/>
+            <w:tcBorders>
+              <w:top w:val="single" w:color="999999" w:sz="4"/>
+              <w:left w:val="single" w:color="999999" w:sz="4"/>
+              <w:bottom w:val="single" w:color="999999" w:sz="4"/>
+              <w:right w:val="single" w:color="999999" w:sz="4"/>
+            </w:tcBorders>
+          </w:tcPr>
+          <w:p>
+            <w:r>
+              <w:rPr>
+                <w:b w:val="false"/>
+                <w:bCs w:val="false"/>
+                <w:sz w:val="18"/>
+                <w:szCs w:val="18"/>
+              </w:rPr>
+              <w:t xml:space="preserve">OB</w:t>
+            </w:r>
+          </w:p>
+        </w:tc>
+        <w:tc>
+          <w:tcPr>
+            <w:tcW w:type="dxa" w:w="2000"/>
+            <w:tcBorders>
+              <w:top w:val="single" w:color="999999" w:sz="4"/>
+              <w:left w:val="single" w:color="999999" w:sz="4"/>
+              <w:bottom w:val="single" w:color="999999" w:sz="4"/>
+              <w:right w:val="single" w:color="999999" w:sz="4"/>
+            </w:tcBorders>
+          </w:tcPr>
+          <w:p>
+            <w:r>
+              <w:rPr>
+                <w:b w:val="false"/>
+                <w:bCs w:val="false"/>
+                <w:sz w:val="18"/>
+                <w:szCs w:val="18"/>
+              </w:rPr>
+              <w:t xml:space="preserve">Area dropdown</w:t>
+            </w:r>
+          </w:p>
+        </w:tc>
+      </w:tr>
+      <w:tr>
+        <w:tc>
+          <w:tcPr>
+            <w:tcW w:type="dxa" w:w="2000"/>
+            <w:tcBorders>
+              <w:top w:val="single" w:color="999999" w:sz="4"/>
+              <w:left w:val="single" w:color="999999" w:sz="4"/>
+              <w:bottom w:val="single" w:color="999999" w:sz="4"/>
+              <w:right w:val="single" w:color="999999" w:sz="4"/>
+            </w:tcBorders>
+          </w:tcPr>
+          <w:p>
+            <w:r>
+              <w:rPr>
+                <w:b w:val="false"/>
+                <w:bCs w:val="false"/>
+                <w:sz w:val="18"/>
+                <w:szCs w:val="18"/>
+              </w:rPr>
+              <w:t xml:space="preserve">transporter_master</w:t>
+            </w:r>
+          </w:p>
+        </w:tc>
+        <w:tc>
+          <w:tcPr>
+            <w:tcW w:type="dxa" w:w="2000"/>
+            <w:tcBorders>
+              <w:top w:val="single" w:color="999999" w:sz="4"/>
+              <w:left w:val="single" w:color="999999" w:sz="4"/>
+              <w:bottom w:val="single" w:color="999999" w:sz="4"/>
+              <w:right w:val="single" w:color="999999" w:sz="4"/>
+            </w:tcBorders>
+          </w:tcPr>
+          <w:p>
+            <w:r>
+              <w:rPr>
+                <w:b w:val="false"/>
+                <w:bCs w:val="false"/>
+                <w:sz w:val="18"/>
+                <w:szCs w:val="18"/>
+              </w:rPr>
+              <w:t xml:space="preserve">OB</w:t>
+            </w:r>
+          </w:p>
+        </w:tc>
+        <w:tc>
+          <w:tcPr>
+            <w:tcW w:type="dxa" w:w="2000"/>
+            <w:tcBorders>
+              <w:top w:val="single" w:color="999999" w:sz="4"/>
+              <w:left w:val="single" w:color="999999" w:sz="4"/>
+              <w:bottom w:val="single" w:color="999999" w:sz="4"/>
+              <w:right w:val="single" w:color="999999" w:sz="4"/>
+            </w:tcBorders>
+          </w:tcPr>
+          <w:p>
+            <w:r>
+              <w:rPr>
+                <w:b w:val="false"/>
+                <w:bCs w:val="false"/>
+                <w:sz w:val="18"/>
+                <w:szCs w:val="18"/>
+              </w:rPr>
+              <w:t xml:space="preserve">Transporter dropdown</w:t>
+            </w:r>
+          </w:p>
+        </w:tc>
+      </w:tr>
+      <w:tr>
+        <w:tc>
+          <w:tcPr>
+            <w:tcW w:type="dxa" w:w="2000"/>
+            <w:tcBorders>
+              <w:top w:val="single" w:color="999999" w:sz="4"/>
+              <w:left w:val="single" w:color="999999" w:sz="4"/>
+              <w:bottom w:val="single" w:color="999999" w:sz="4"/>
+              <w:right w:val="single" w:color="999999" w:sz="4"/>
+            </w:tcBorders>
+          </w:tcPr>
+          <w:p>
+            <w:r>
+              <w:rPr>
+                <w:b w:val="false"/>
+                <w:bCs w:val="false"/>
+                <w:sz w:val="18"/>
+                <w:szCs w:val="18"/>
+              </w:rPr>
+              <w:t xml:space="preserve">dealercode_and_transportercode</w:t>
+            </w:r>
+          </w:p>
+        </w:tc>
+        <w:tc>
+          <w:tcPr>
+            <w:tcW w:type="dxa" w:w="2000"/>
+            <w:tcBorders>
+              <w:top w:val="single" w:color="999999" w:sz="4"/>
+              <w:left w:val="single" w:color="999999" w:sz="4"/>
+              <w:bottom w:val="single" w:color="999999" w:sz="4"/>
+              <w:right w:val="single" w:color="999999" w:sz="4"/>
+            </w:tcBorders>
+          </w:tcPr>
+          <w:p>
+            <w:r>
+              <w:rPr>
+                <w:b w:val="false"/>
+                <w:bCs w:val="false"/>
+                <w:sz w:val="18"/>
+                <w:szCs w:val="18"/>
+              </w:rPr>
+              <w:t xml:space="preserve">OB</w:t>
+            </w:r>
+          </w:p>
+        </w:tc>
+        <w:tc>
+          <w:tcPr>
+            <w:tcW w:type="dxa" w:w="2000"/>
+            <w:tcBorders>
+              <w:top w:val="single" w:color="999999" w:sz="4"/>
+              <w:left w:val="single" w:color="999999" w:sz="4"/>
+              <w:bottom w:val="single" w:color="999999" w:sz="4"/>
+              <w:right w:val="single" w:color="999999" w:sz="4"/>
+            </w:tcBorders>
+          </w:tcPr>
+          <w:p>
+            <w:r>
+              <w:rPr>
+                <w:b w:val="false"/>
+                <w:bCs w:val="false"/>
+                <w:sz w:val="18"/>
+                <w:szCs w:val="18"/>
+              </w:rPr>
+              <w:t xml:space="preserve">Transporter mapping</w:t>
+            </w:r>
+          </w:p>
+        </w:tc>
+      </w:tr>
+      <w:tr>
+        <w:tc>
+          <w:tcPr>
+            <w:tcW w:type="dxa" w:w="2000"/>
+            <w:tcBorders>
+              <w:top w:val="single" w:color="999999" w:sz="4"/>
+              <w:left w:val="single" w:color="999999" w:sz="4"/>
+              <w:bottom w:val="single" w:color="999999" w:sz="4"/>
+              <w:right w:val="single" w:color="999999" w:sz="4"/>
+            </w:tcBorders>
+          </w:tcPr>
+          <w:p>
+            <w:r>
+              <w:rPr>
+                <w:b w:val="false"/>
+                <w:bCs w:val="false"/>
+                <w:sz w:val="18"/>
+                <w:szCs w:val="18"/>
+              </w:rPr>
+              <w:t xml:space="preserve">customer_master</w:t>
+            </w:r>
+          </w:p>
+        </w:tc>
+        <w:tc>
+          <w:tcPr>
+            <w:tcW w:type="dxa" w:w="2000"/>
+            <w:tcBorders>
+              <w:top w:val="single" w:color="999999" w:sz="4"/>
+              <w:left w:val="single" w:color="999999" w:sz="4"/>
+              <w:bottom w:val="single" w:color="999999" w:sz="4"/>
+              <w:right w:val="single" w:color="999999" w:sz="4"/>
+            </w:tcBorders>
+          </w:tcPr>
+          <w:p>
+            <w:r>
+              <w:rPr>
+                <w:b w:val="false"/>
+                <w:bCs w:val="false"/>
+                <w:sz w:val="18"/>
+                <w:szCs w:val="18"/>
+              </w:rPr>
+              <w:t xml:space="preserve">OB/DP</w:t>
+            </w:r>
+          </w:p>
+        </w:tc>
+        <w:tc>
+          <w:tcPr>
+            <w:tcW w:type="dxa" w:w="2000"/>
+            <w:tcBorders>
+              <w:top w:val="single" w:color="999999" w:sz="4"/>
+              <w:left w:val="single" w:color="999999" w:sz="4"/>
+              <w:bottom w:val="single" w:color="999999" w:sz="4"/>
+              <w:right w:val="single" w:color="999999" w:sz="4"/>
+            </w:tcBorders>
+          </w:tcPr>
+          <w:p>
+            <w:r>
+              <w:rPr>
+                <w:b w:val="false"/>
+                <w:bCs w:val="false"/>
+                <w:sz w:val="18"/>
+                <w:szCs w:val="18"/>
+              </w:rPr>
+              <w:t xml:space="preserve">Customer / dealer lookup</w:t>
+            </w:r>
+          </w:p>
+        </w:tc>
+      </w:tr>
+      <w:tr>
+        <w:tc>
+          <w:tcPr>
+            <w:tcW w:type="dxa" w:w="2000"/>
+            <w:tcBorders>
+              <w:top w:val="single" w:color="999999" w:sz="4"/>
+              <w:left w:val="single" w:color="999999" w:sz="4"/>
+              <w:bottom w:val="single" w:color="999999" w:sz="4"/>
+              <w:right w:val="single" w:color="999999" w:sz="4"/>
+            </w:tcBorders>
+          </w:tcPr>
+          <w:p>
+            <w:r>
+              <w:rPr>
+                <w:b w:val="false"/>
+                <w:bCs w:val="false"/>
+                <w:sz w:val="18"/>
+                <w:szCs w:val="18"/>
+              </w:rPr>
+              <w:t xml:space="preserve">customer_address</w:t>
+            </w:r>
+          </w:p>
+        </w:tc>
+        <w:tc>
+          <w:tcPr>
+            <w:tcW w:type="dxa" w:w="2000"/>
+            <w:tcBorders>
+              <w:top w:val="single" w:color="999999" w:sz="4"/>
+              <w:left w:val="single" w:color="999999" w:sz="4"/>
+              <w:bottom w:val="single" w:color="999999" w:sz="4"/>
+              <w:right w:val="single" w:color="999999" w:sz="4"/>
+            </w:tcBorders>
+          </w:tcPr>
+          <w:p>
+            <w:r>
+              <w:rPr>
+                <w:b w:val="false"/>
+                <w:bCs w:val="false"/>
+                <w:sz w:val="18"/>
+                <w:szCs w:val="18"/>
+              </w:rPr>
+              <w:t xml:space="preserve">OB/DP</w:t>
+            </w:r>
+          </w:p>
+        </w:tc>
+        <w:tc>
+          <w:tcPr>
+            <w:tcW w:type="dxa" w:w="2000"/>
+            <w:tcBorders>
+              <w:top w:val="single" w:color="999999" w:sz="4"/>
+              <w:left w:val="single" w:color="999999" w:sz="4"/>
+              <w:bottom w:val="single" w:color="999999" w:sz="4"/>
+              <w:right w:val="single" w:color="999999" w:sz="4"/>
+            </w:tcBorders>
+          </w:tcPr>
+          <w:p>
+            <w:r>
+              <w:rPr>
+                <w:b w:val="false"/>
+                <w:bCs w:val="false"/>
+                <w:sz w:val="18"/>
+                <w:szCs w:val="18"/>
+              </w:rPr>
+              <w:t xml:space="preserve">Delivery address Select2</w:t>
+            </w:r>
+          </w:p>
+        </w:tc>
+      </w:tr>
+      <w:tr>
+        <w:tc>
+          <w:tcPr>
+            <w:tcW w:type="dxa" w:w="2000"/>
+            <w:tcBorders>
+              <w:top w:val="single" w:color="999999" w:sz="4"/>
+              <w:left w:val="single" w:color="999999" w:sz="4"/>
+              <w:bottom w:val="single" w:color="999999" w:sz="4"/>
+              <w:right w:val="single" w:color="999999" w:sz="4"/>
+            </w:tcBorders>
+          </w:tcPr>
+          <w:p>
+            <w:r>
+              <w:rPr>
+                <w:b w:val="false"/>
+                <w:bCs w:val="false"/>
+                <w:sz w:val="18"/>
+                <w:szCs w:val="18"/>
+              </w:rPr>
+              <w:t xml:space="preserve">dpst_master</w:t>
+            </w:r>
+          </w:p>
+        </w:tc>
+        <w:tc>
+          <w:tcPr>
+            <w:tcW w:type="dxa" w:w="2000"/>
+            <w:tcBorders>
+              <w:top w:val="single" w:color="999999" w:sz="4"/>
+              <w:left w:val="single" w:color="999999" w:sz="4"/>
+              <w:bottom w:val="single" w:color="999999" w:sz="4"/>
+              <w:right w:val="single" w:color="999999" w:sz="4"/>
+            </w:tcBorders>
+          </w:tcPr>
+          <w:p>
+            <w:r>
+              <w:rPr>
+                <w:b w:val="false"/>
+                <w:bCs w:val="false"/>
+                <w:sz w:val="18"/>
+                <w:szCs w:val="18"/>
+              </w:rPr>
+              <w:t xml:space="preserve">OB</w:t>
+            </w:r>
+          </w:p>
+        </w:tc>
+        <w:tc>
+          <w:tcPr>
+            <w:tcW w:type="dxa" w:w="2000"/>
+            <w:tcBorders>
+              <w:top w:val="single" w:color="999999" w:sz="4"/>
+              <w:left w:val="single" w:color="999999" w:sz="4"/>
+              <w:bottom w:val="single" w:color="999999" w:sz="4"/>
+              <w:right w:val="single" w:color="999999" w:sz="4"/>
+            </w:tcBorders>
+          </w:tcPr>
+          <w:p>
+            <w:r>
+              <w:rPr>
+                <w:b w:val="false"/>
+                <w:bCs w:val="false"/>
+                <w:sz w:val="18"/>
+                <w:szCs w:val="18"/>
+              </w:rPr>
+              <w:t xml:space="preserve">Product group (DPST)</w:t>
+            </w:r>
+          </w:p>
+        </w:tc>
+      </w:tr>
+      <w:tr>
+        <w:tc>
+          <w:tcPr>
+            <w:tcW w:type="dxa" w:w="2000"/>
+            <w:tcBorders>
+              <w:top w:val="single" w:color="999999" w:sz="4"/>
+              <w:left w:val="single" w:color="999999" w:sz="4"/>
+              <w:bottom w:val="single" w:color="999999" w:sz="4"/>
+              <w:right w:val="single" w:color="999999" w:sz="4"/>
+            </w:tcBorders>
+          </w:tcPr>
+          <w:p>
+            <w:r>
+              <w:rPr>
+                <w:b w:val="false"/>
+                <w:bCs w:val="false"/>
+                <w:sz w:val="18"/>
+                <w:szCs w:val="18"/>
+              </w:rPr>
+              <w:t xml:space="preserve">gst_hsn</w:t>
+            </w:r>
+          </w:p>
+        </w:tc>
+        <w:tc>
+          <w:tcPr>
+            <w:tcW w:type="dxa" w:w="2000"/>
+            <w:tcBorders>
+              <w:top w:val="single" w:color="999999" w:sz="4"/>
+              <w:left w:val="single" w:color="999999" w:sz="4"/>
+              <w:bottom w:val="single" w:color="999999" w:sz="4"/>
+              <w:right w:val="single" w:color="999999" w:sz="4"/>
+            </w:tcBorders>
+          </w:tcPr>
+          <w:p>
+            <w:r>
+              <w:rPr>
+                <w:b w:val="false"/>
+                <w:bCs w:val="false"/>
+                <w:sz w:val="18"/>
+                <w:szCs w:val="18"/>
+              </w:rPr>
+              <w:t xml:space="preserve">OB</w:t>
+            </w:r>
+          </w:p>
+        </w:tc>
+        <w:tc>
+          <w:tcPr>
+            <w:tcW w:type="dxa" w:w="2000"/>
+            <w:tcBorders>
+              <w:top w:val="single" w:color="999999" w:sz="4"/>
+              <w:left w:val="single" w:color="999999" w:sz="4"/>
+              <w:bottom w:val="single" w:color="999999" w:sz="4"/>
+              <w:right w:val="single" w:color="999999" w:sz="4"/>
+            </w:tcBorders>
+          </w:tcPr>
+          <w:p>
+            <w:r>
+              <w:rPr>
+                <w:b w:val="false"/>
+                <w:bCs w:val="false"/>
+                <w:sz w:val="18"/>
+                <w:szCs w:val="18"/>
+              </w:rPr>
+              <w:t xml:space="preserve">HSN / tax on submit</w:t>
+            </w:r>
+          </w:p>
+        </w:tc>
+      </w:tr>
+      <w:tr>
+        <w:tc>
+          <w:tcPr>
+            <w:tcW w:type="dxa" w:w="2000"/>
+            <w:tcBorders>
+              <w:top w:val="single" w:color="999999" w:sz="4"/>
+              <w:left w:val="single" w:color="999999" w:sz="4"/>
+              <w:bottom w:val="single" w:color="999999" w:sz="4"/>
+              <w:right w:val="single" w:color="999999" w:sz="4"/>
+            </w:tcBorders>
+          </w:tcPr>
+          <w:p>
+            <w:r>
+              <w:rPr>
+                <w:b w:val="false"/>
+                <w:bCs w:val="false"/>
+                <w:sz w:val="18"/>
+                <w:szCs w:val="18"/>
+              </w:rPr>
+              <w:t xml:space="preserve">user_master</w:t>
+            </w:r>
+          </w:p>
+        </w:tc>
+        <w:tc>
+          <w:tcPr>
+            <w:tcW w:type="dxa" w:w="2000"/>
+            <w:tcBorders>
+              <w:top w:val="single" w:color="999999" w:sz="4"/>
+              <w:left w:val="single" w:color="999999" w:sz="4"/>
+              <w:bottom w:val="single" w:color="999999" w:sz="4"/>
+              <w:right w:val="single" w:color="999999" w:sz="4"/>
+            </w:tcBorders>
+          </w:tcPr>
+          <w:p>
+            <w:r>
+              <w:rPr>
+                <w:b w:val="false"/>
+                <w:bCs w:val="false"/>
+                <w:sz w:val="18"/>
+                <w:szCs w:val="18"/>
+              </w:rPr>
+              <w:t xml:space="preserve">OB</w:t>
+            </w:r>
+          </w:p>
+        </w:tc>
+        <w:tc>
+          <w:tcPr>
+            <w:tcW w:type="dxa" w:w="2000"/>
+            <w:tcBorders>
+              <w:top w:val="single" w:color="999999" w:sz="4"/>
+              <w:left w:val="single" w:color="999999" w:sz="4"/>
+              <w:bottom w:val="single" w:color="999999" w:sz="4"/>
+              <w:right w:val="single" w:color="999999" w:sz="4"/>
+            </w:tcBorders>
+          </w:tcPr>
+          <w:p>
+            <w:r>
+              <w:rPr>
+                <w:b w:val="false"/>
+                <w:bCs w:val="false"/>
+                <w:sz w:val="18"/>
+                <w:szCs w:val="18"/>
+              </w:rPr>
+              <w:t xml:space="preserve">EDI email lookup on submit</w:t>
+            </w:r>
+          </w:p>
+        </w:tc>
+      </w:tr>
+    </w:tbl>
+    <w:p/>
+    <w:p>
+      <w:pPr>
+        <w:spacing w:after="120"/>
+      </w:pPr>
+      <w:r>
+        <w:rPr>
+          <w:b/>
+          <w:bCs/>
+        </w:rPr>
+        <w:t xml:space="preserve">OB</w:t>
+      </w:r>
+      <w:r>
+        <w:t xml:space="preserve"> = order booking DB (</w:t>
+      </w:r>
+      <w:r>
+        <w:rPr>
+          <w:rFonts w:ascii="Consolas" w:cs="Consolas" w:eastAsia="Consolas" w:hAnsi="Consolas"/>
+          <w:sz w:val="18"/>
+          <w:szCs w:val="18"/>
+        </w:rPr>
+        <w:t xml:space="preserve">$obconn</w:t>
+      </w:r>
+      <w:r>
+        <w:t xml:space="preserve">) · </w:t>
+      </w:r>
+      <w:r>
+        <w:rPr>
+          <w:b/>
+          <w:bCs/>
+        </w:rPr>
+        <w:t xml:space="preserve">DP</w:t>
+      </w:r>
+      <w:r>
+        <w:t xml:space="preserve"> = dealer portal DB (</w:t>
+      </w:r>
+      <w:r>
+        <w:rPr>
+          <w:rFonts w:ascii="Consolas" w:cs="Consolas" w:eastAsia="Consolas" w:hAnsi="Consolas"/>
+          <w:sz w:val="18"/>
+          <w:szCs w:val="18"/>
+        </w:rPr>
+        <w:t xml:space="preserve">$dpconn</w:t>
+      </w:r>
+      <w:r>
+        <w:t xml:space="preserve">)</w:t>
+      </w:r>
+    </w:p>
+    <w:p>
+      <w:pPr>
+        <w:pStyle w:val="Heading3"/>
+        <w:spacing w:after="120" w:before="240"/>
+      </w:pPr>
+      <w:r>
+        <w:rPr>
+          <w:b w:val="false"/>
+          <w:bCs w:val="false"/>
+        </w:rPr>
         <w:t xml:space="preserve">Data sources</w:t>
       </w:r>
     </w:p>
@@ -1437,6 +3112,446 @@
           <w:b w:val="false"/>
           <w:bCs w:val="false"/>
         </w:rPr>
+        <w:t xml:space="preserve">Tables used</w:t>
+      </w:r>
+    </w:p>
+    <w:tbl>
+      <w:tblPr>
+        <w:tblW w:type="pct" w:w="100%"/>
+        <w:tblBorders>
+          <w:top w:val="single" w:color="auto" w:sz="4"/>
+          <w:left w:val="single" w:color="auto" w:sz="4"/>
+          <w:bottom w:val="single" w:color="auto" w:sz="4"/>
+          <w:right w:val="single" w:color="auto" w:sz="4"/>
+          <w:insideH w:val="single" w:color="auto" w:sz="4"/>
+          <w:insideV w:val="single" w:color="auto" w:sz="4"/>
+        </w:tblBorders>
+      </w:tblPr>
+      <w:tblGrid>
+        <w:gridCol w:w="100"/>
+        <w:gridCol w:w="100"/>
+        <w:gridCol w:w="100"/>
+      </w:tblGrid>
+      <w:tr>
+        <w:tc>
+          <w:tcPr>
+            <w:tcW w:type="dxa" w:w="2000"/>
+            <w:tcBorders>
+              <w:top w:val="single" w:color="999999" w:sz="4"/>
+              <w:left w:val="single" w:color="999999" w:sz="4"/>
+              <w:bottom w:val="single" w:color="999999" w:sz="4"/>
+              <w:right w:val="single" w:color="999999" w:sz="4"/>
+            </w:tcBorders>
+          </w:tcPr>
+          <w:p>
+            <w:r>
+              <w:rPr>
+                <w:b/>
+                <w:bCs/>
+                <w:sz w:val="18"/>
+                <w:szCs w:val="18"/>
+              </w:rPr>
+              <w:t xml:space="preserve">Table</w:t>
+            </w:r>
+          </w:p>
+        </w:tc>
+        <w:tc>
+          <w:tcPr>
+            <w:tcW w:type="dxa" w:w="2000"/>
+            <w:tcBorders>
+              <w:top w:val="single" w:color="999999" w:sz="4"/>
+              <w:left w:val="single" w:color="999999" w:sz="4"/>
+              <w:bottom w:val="single" w:color="999999" w:sz="4"/>
+              <w:right w:val="single" w:color="999999" w:sz="4"/>
+            </w:tcBorders>
+          </w:tcPr>
+          <w:p>
+            <w:r>
+              <w:rPr>
+                <w:b/>
+                <w:bCs/>
+                <w:sz w:val="18"/>
+                <w:szCs w:val="18"/>
+              </w:rPr>
+              <w:t xml:space="preserve">Database</w:t>
+            </w:r>
+          </w:p>
+        </w:tc>
+        <w:tc>
+          <w:tcPr>
+            <w:tcW w:type="dxa" w:w="2000"/>
+            <w:tcBorders>
+              <w:top w:val="single" w:color="999999" w:sz="4"/>
+              <w:left w:val="single" w:color="999999" w:sz="4"/>
+              <w:bottom w:val="single" w:color="999999" w:sz="4"/>
+              <w:right w:val="single" w:color="999999" w:sz="4"/>
+            </w:tcBorders>
+          </w:tcPr>
+          <w:p>
+            <w:r>
+              <w:rPr>
+                <w:b/>
+                <w:bCs/>
+                <w:sz w:val="18"/>
+                <w:szCs w:val="18"/>
+              </w:rPr>
+              <w:t xml:space="preserve">Purpose</w:t>
+            </w:r>
+          </w:p>
+        </w:tc>
+      </w:tr>
+      <w:tr>
+        <w:tc>
+          <w:tcPr>
+            <w:tcW w:type="dxa" w:w="2000"/>
+            <w:tcBorders>
+              <w:top w:val="single" w:color="999999" w:sz="4"/>
+              <w:left w:val="single" w:color="999999" w:sz="4"/>
+              <w:bottom w:val="single" w:color="999999" w:sz="4"/>
+              <w:right w:val="single" w:color="999999" w:sz="4"/>
+            </w:tcBorders>
+          </w:tcPr>
+          <w:p>
+            <w:r>
+              <w:rPr>
+                <w:b w:val="false"/>
+                <w:bCs w:val="false"/>
+                <w:sz w:val="18"/>
+                <w:szCs w:val="18"/>
+              </w:rPr>
+              <w:t xml:space="preserve">maintdealer</w:t>
+            </w:r>
+          </w:p>
+        </w:tc>
+        <w:tc>
+          <w:tcPr>
+            <w:tcW w:type="dxa" w:w="2000"/>
+            <w:tcBorders>
+              <w:top w:val="single" w:color="999999" w:sz="4"/>
+              <w:left w:val="single" w:color="999999" w:sz="4"/>
+              <w:bottom w:val="single" w:color="999999" w:sz="4"/>
+              <w:right w:val="single" w:color="999999" w:sz="4"/>
+            </w:tcBorders>
+          </w:tcPr>
+          <w:p>
+            <w:r>
+              <w:rPr>
+                <w:b w:val="false"/>
+                <w:bCs w:val="false"/>
+                <w:sz w:val="18"/>
+                <w:szCs w:val="18"/>
+              </w:rPr>
+              <w:t xml:space="preserve">DP</w:t>
+            </w:r>
+          </w:p>
+        </w:tc>
+        <w:tc>
+          <w:tcPr>
+            <w:tcW w:type="dxa" w:w="2000"/>
+            <w:tcBorders>
+              <w:top w:val="single" w:color="999999" w:sz="4"/>
+              <w:left w:val="single" w:color="999999" w:sz="4"/>
+              <w:bottom w:val="single" w:color="999999" w:sz="4"/>
+              <w:right w:val="single" w:color="999999" w:sz="4"/>
+            </w:tcBorders>
+          </w:tcPr>
+          <w:p>
+            <w:r>
+              <w:rPr>
+                <w:b w:val="false"/>
+                <w:bCs w:val="false"/>
+                <w:sz w:val="18"/>
+                <w:szCs w:val="18"/>
+              </w:rPr>
+              <w:t xml:space="preserve">Primary AO list and detail header/lines</w:t>
+            </w:r>
+          </w:p>
+        </w:tc>
+      </w:tr>
+      <w:tr>
+        <w:tc>
+          <w:tcPr>
+            <w:tcW w:type="dxa" w:w="2000"/>
+            <w:tcBorders>
+              <w:top w:val="single" w:color="999999" w:sz="4"/>
+              <w:left w:val="single" w:color="999999" w:sz="4"/>
+              <w:bottom w:val="single" w:color="999999" w:sz="4"/>
+              <w:right w:val="single" w:color="999999" w:sz="4"/>
+            </w:tcBorders>
+          </w:tcPr>
+          <w:p>
+            <w:r>
+              <w:rPr>
+                <w:b w:val="false"/>
+                <w:bCs w:val="false"/>
+                <w:sz w:val="18"/>
+                <w:szCs w:val="18"/>
+              </w:rPr>
+              <w:t xml:space="preserve">plexecom_customer_units</w:t>
+            </w:r>
+          </w:p>
+        </w:tc>
+        <w:tc>
+          <w:tcPr>
+            <w:tcW w:type="dxa" w:w="2000"/>
+            <w:tcBorders>
+              <w:top w:val="single" w:color="999999" w:sz="4"/>
+              <w:left w:val="single" w:color="999999" w:sz="4"/>
+              <w:bottom w:val="single" w:color="999999" w:sz="4"/>
+              <w:right w:val="single" w:color="999999" w:sz="4"/>
+            </w:tcBorders>
+          </w:tcPr>
+          <w:p>
+            <w:r>
+              <w:rPr>
+                <w:b w:val="false"/>
+                <w:bCs w:val="false"/>
+                <w:sz w:val="18"/>
+                <w:szCs w:val="18"/>
+              </w:rPr>
+              <w:t xml:space="preserve">OB</w:t>
+            </w:r>
+          </w:p>
+        </w:tc>
+        <w:tc>
+          <w:tcPr>
+            <w:tcW w:type="dxa" w:w="2000"/>
+            <w:tcBorders>
+              <w:top w:val="single" w:color="999999" w:sz="4"/>
+              <w:left w:val="single" w:color="999999" w:sz="4"/>
+              <w:bottom w:val="single" w:color="999999" w:sz="4"/>
+              <w:right w:val="single" w:color="999999" w:sz="4"/>
+            </w:tcBorders>
+          </w:tcPr>
+          <w:p>
+            <w:r>
+              <w:rPr>
+                <w:b w:val="false"/>
+                <w:bCs w:val="false"/>
+                <w:sz w:val="18"/>
+                <w:szCs w:val="18"/>
+              </w:rPr>
+              <w:t xml:space="preserve">Ref No bridge via order_number</w:t>
+            </w:r>
+          </w:p>
+        </w:tc>
+      </w:tr>
+      <w:tr>
+        <w:tc>
+          <w:tcPr>
+            <w:tcW w:type="dxa" w:w="2000"/>
+            <w:tcBorders>
+              <w:top w:val="single" w:color="999999" w:sz="4"/>
+              <w:left w:val="single" w:color="999999" w:sz="4"/>
+              <w:bottom w:val="single" w:color="999999" w:sz="4"/>
+              <w:right w:val="single" w:color="999999" w:sz="4"/>
+            </w:tcBorders>
+          </w:tcPr>
+          <w:p>
+            <w:r>
+              <w:rPr>
+                <w:b w:val="false"/>
+                <w:bCs w:val="false"/>
+                <w:sz w:val="18"/>
+                <w:szCs w:val="18"/>
+              </w:rPr>
+              <w:t xml:space="preserve">dpst_master</w:t>
+            </w:r>
+          </w:p>
+        </w:tc>
+        <w:tc>
+          <w:tcPr>
+            <w:tcW w:type="dxa" w:w="2000"/>
+            <w:tcBorders>
+              <w:top w:val="single" w:color="999999" w:sz="4"/>
+              <w:left w:val="single" w:color="999999" w:sz="4"/>
+              <w:bottom w:val="single" w:color="999999" w:sz="4"/>
+              <w:right w:val="single" w:color="999999" w:sz="4"/>
+            </w:tcBorders>
+          </w:tcPr>
+          <w:p>
+            <w:r>
+              <w:rPr>
+                <w:b w:val="false"/>
+                <w:bCs w:val="false"/>
+                <w:sz w:val="18"/>
+                <w:szCs w:val="18"/>
+              </w:rPr>
+              <w:t xml:space="preserve">DP</w:t>
+            </w:r>
+          </w:p>
+        </w:tc>
+        <w:tc>
+          <w:tcPr>
+            <w:tcW w:type="dxa" w:w="2000"/>
+            <w:tcBorders>
+              <w:top w:val="single" w:color="999999" w:sz="4"/>
+              <w:left w:val="single" w:color="999999" w:sz="4"/>
+              <w:bottom w:val="single" w:color="999999" w:sz="4"/>
+              <w:right w:val="single" w:color="999999" w:sz="4"/>
+            </w:tcBorders>
+          </w:tcPr>
+          <w:p>
+            <w:r>
+              <w:rPr>
+                <w:b w:val="false"/>
+                <w:bCs w:val="false"/>
+                <w:sz w:val="18"/>
+                <w:szCs w:val="18"/>
+              </w:rPr>
+              <w:t xml:space="preserve">Product group description</w:t>
+            </w:r>
+          </w:p>
+        </w:tc>
+      </w:tr>
+      <w:tr>
+        <w:tc>
+          <w:tcPr>
+            <w:tcW w:type="dxa" w:w="2000"/>
+            <w:tcBorders>
+              <w:top w:val="single" w:color="999999" w:sz="4"/>
+              <w:left w:val="single" w:color="999999" w:sz="4"/>
+              <w:bottom w:val="single" w:color="999999" w:sz="4"/>
+              <w:right w:val="single" w:color="999999" w:sz="4"/>
+            </w:tcBorders>
+          </w:tcPr>
+          <w:p>
+            <w:r>
+              <w:rPr>
+                <w:b w:val="false"/>
+                <w:bCs w:val="false"/>
+                <w:sz w:val="18"/>
+                <w:szCs w:val="18"/>
+              </w:rPr>
+              <w:t xml:space="preserve">customer_master</w:t>
+            </w:r>
+          </w:p>
+        </w:tc>
+        <w:tc>
+          <w:tcPr>
+            <w:tcW w:type="dxa" w:w="2000"/>
+            <w:tcBorders>
+              <w:top w:val="single" w:color="999999" w:sz="4"/>
+              <w:left w:val="single" w:color="999999" w:sz="4"/>
+              <w:bottom w:val="single" w:color="999999" w:sz="4"/>
+              <w:right w:val="single" w:color="999999" w:sz="4"/>
+            </w:tcBorders>
+          </w:tcPr>
+          <w:p>
+            <w:r>
+              <w:rPr>
+                <w:b w:val="false"/>
+                <w:bCs w:val="false"/>
+                <w:sz w:val="18"/>
+                <w:szCs w:val="18"/>
+              </w:rPr>
+              <w:t xml:space="preserve">DP</w:t>
+            </w:r>
+          </w:p>
+        </w:tc>
+        <w:tc>
+          <w:tcPr>
+            <w:tcW w:type="dxa" w:w="2000"/>
+            <w:tcBorders>
+              <w:top w:val="single" w:color="999999" w:sz="4"/>
+              <w:left w:val="single" w:color="999999" w:sz="4"/>
+              <w:bottom w:val="single" w:color="999999" w:sz="4"/>
+              <w:right w:val="single" w:color="999999" w:sz="4"/>
+            </w:tcBorders>
+          </w:tcPr>
+          <w:p>
+            <w:r>
+              <w:rPr>
+                <w:b w:val="false"/>
+                <w:bCs w:val="false"/>
+                <w:sz w:val="18"/>
+                <w:szCs w:val="18"/>
+              </w:rPr>
+              <w:t xml:space="preserve">Detail page customer name</w:t>
+            </w:r>
+          </w:p>
+        </w:tc>
+      </w:tr>
+      <w:tr>
+        <w:tc>
+          <w:tcPr>
+            <w:tcW w:type="dxa" w:w="2000"/>
+            <w:tcBorders>
+              <w:top w:val="single" w:color="999999" w:sz="4"/>
+              <w:left w:val="single" w:color="999999" w:sz="4"/>
+              <w:bottom w:val="single" w:color="999999" w:sz="4"/>
+              <w:right w:val="single" w:color="999999" w:sz="4"/>
+            </w:tcBorders>
+          </w:tcPr>
+          <w:p>
+            <w:r>
+              <w:rPr>
+                <w:b w:val="false"/>
+                <w:bCs w:val="false"/>
+                <w:sz w:val="18"/>
+                <w:szCs w:val="18"/>
+              </w:rPr>
+              <w:t xml:space="preserve">cust_delivery_address</w:t>
+            </w:r>
+          </w:p>
+        </w:tc>
+        <w:tc>
+          <w:tcPr>
+            <w:tcW w:type="dxa" w:w="2000"/>
+            <w:tcBorders>
+              <w:top w:val="single" w:color="999999" w:sz="4"/>
+              <w:left w:val="single" w:color="999999" w:sz="4"/>
+              <w:bottom w:val="single" w:color="999999" w:sz="4"/>
+              <w:right w:val="single" w:color="999999" w:sz="4"/>
+            </w:tcBorders>
+          </w:tcPr>
+          <w:p>
+            <w:r>
+              <w:rPr>
+                <w:b w:val="false"/>
+                <w:bCs w:val="false"/>
+                <w:sz w:val="18"/>
+                <w:szCs w:val="18"/>
+              </w:rPr>
+              <w:t xml:space="preserve">DP</w:t>
+            </w:r>
+          </w:p>
+        </w:tc>
+        <w:tc>
+          <w:tcPr>
+            <w:tcW w:type="dxa" w:w="2000"/>
+            <w:tcBorders>
+              <w:top w:val="single" w:color="999999" w:sz="4"/>
+              <w:left w:val="single" w:color="999999" w:sz="4"/>
+              <w:bottom w:val="single" w:color="999999" w:sz="4"/>
+              <w:right w:val="single" w:color="999999" w:sz="4"/>
+            </w:tcBorders>
+          </w:tcPr>
+          <w:p>
+            <w:r>
+              <w:rPr>
+                <w:b w:val="false"/>
+                <w:bCs w:val="false"/>
+                <w:sz w:val="18"/>
+                <w:szCs w:val="18"/>
+              </w:rPr>
+              <w:t xml:space="preserve">Detail page delivery address</w:t>
+            </w:r>
+          </w:p>
+        </w:tc>
+      </w:tr>
+    </w:tbl>
+    <w:p/>
+    <w:p>
+      <w:pPr>
+        <w:pStyle w:val="Heading3"/>
+        <w:spacing w:after="120" w:before="240"/>
+      </w:pPr>
+      <w:r>
+        <w:rPr>
+          <w:b w:val="false"/>
+          <w:bCs w:val="false"/>
+        </w:rPr>
         <w:t xml:space="preserve">Data sources</w:t>
       </w:r>
     </w:p>
@@ -1945,6 +4060,514 @@
           <w:b w:val="false"/>
           <w:bCs w:val="false"/>
         </w:rPr>
+        <w:t xml:space="preserve">Tables used</w:t>
+      </w:r>
+    </w:p>
+    <w:tbl>
+      <w:tblPr>
+        <w:tblW w:type="pct" w:w="100%"/>
+        <w:tblBorders>
+          <w:top w:val="single" w:color="auto" w:sz="4"/>
+          <w:left w:val="single" w:color="auto" w:sz="4"/>
+          <w:bottom w:val="single" w:color="auto" w:sz="4"/>
+          <w:right w:val="single" w:color="auto" w:sz="4"/>
+          <w:insideH w:val="single" w:color="auto" w:sz="4"/>
+          <w:insideV w:val="single" w:color="auto" w:sz="4"/>
+        </w:tblBorders>
+      </w:tblPr>
+      <w:tblGrid>
+        <w:gridCol w:w="100"/>
+        <w:gridCol w:w="100"/>
+        <w:gridCol w:w="100"/>
+      </w:tblGrid>
+      <w:tr>
+        <w:tc>
+          <w:tcPr>
+            <w:tcW w:type="dxa" w:w="2000"/>
+            <w:tcBorders>
+              <w:top w:val="single" w:color="999999" w:sz="4"/>
+              <w:left w:val="single" w:color="999999" w:sz="4"/>
+              <w:bottom w:val="single" w:color="999999" w:sz="4"/>
+              <w:right w:val="single" w:color="999999" w:sz="4"/>
+            </w:tcBorders>
+          </w:tcPr>
+          <w:p>
+            <w:r>
+              <w:rPr>
+                <w:b/>
+                <w:bCs/>
+                <w:sz w:val="18"/>
+                <w:szCs w:val="18"/>
+              </w:rPr>
+              <w:t xml:space="preserve">Table</w:t>
+            </w:r>
+          </w:p>
+        </w:tc>
+        <w:tc>
+          <w:tcPr>
+            <w:tcW w:type="dxa" w:w="2000"/>
+            <w:tcBorders>
+              <w:top w:val="single" w:color="999999" w:sz="4"/>
+              <w:left w:val="single" w:color="999999" w:sz="4"/>
+              <w:bottom w:val="single" w:color="999999" w:sz="4"/>
+              <w:right w:val="single" w:color="999999" w:sz="4"/>
+            </w:tcBorders>
+          </w:tcPr>
+          <w:p>
+            <w:r>
+              <w:rPr>
+                <w:b/>
+                <w:bCs/>
+                <w:sz w:val="18"/>
+                <w:szCs w:val="18"/>
+              </w:rPr>
+              <w:t xml:space="preserve">Database</w:t>
+            </w:r>
+          </w:p>
+        </w:tc>
+        <w:tc>
+          <w:tcPr>
+            <w:tcW w:type="dxa" w:w="2000"/>
+            <w:tcBorders>
+              <w:top w:val="single" w:color="999999" w:sz="4"/>
+              <w:left w:val="single" w:color="999999" w:sz="4"/>
+              <w:bottom w:val="single" w:color="999999" w:sz="4"/>
+              <w:right w:val="single" w:color="999999" w:sz="4"/>
+            </w:tcBorders>
+          </w:tcPr>
+          <w:p>
+            <w:r>
+              <w:rPr>
+                <w:b/>
+                <w:bCs/>
+                <w:sz w:val="18"/>
+                <w:szCs w:val="18"/>
+              </w:rPr>
+              <w:t xml:space="preserve">Purpose</w:t>
+            </w:r>
+          </w:p>
+        </w:tc>
+      </w:tr>
+      <w:tr>
+        <w:tc>
+          <w:tcPr>
+            <w:tcW w:type="dxa" w:w="2000"/>
+            <w:tcBorders>
+              <w:top w:val="single" w:color="999999" w:sz="4"/>
+              <w:left w:val="single" w:color="999999" w:sz="4"/>
+              <w:bottom w:val="single" w:color="999999" w:sz="4"/>
+              <w:right w:val="single" w:color="999999" w:sz="4"/>
+            </w:tcBorders>
+          </w:tcPr>
+          <w:p>
+            <w:r>
+              <w:rPr>
+                <w:b w:val="false"/>
+                <w:bCs w:val="false"/>
+                <w:sz w:val="18"/>
+                <w:szCs w:val="18"/>
+              </w:rPr>
+              <w:t xml:space="preserve">pendingordersnew</w:t>
+            </w:r>
+          </w:p>
+        </w:tc>
+        <w:tc>
+          <w:tcPr>
+            <w:tcW w:type="dxa" w:w="2000"/>
+            <w:tcBorders>
+              <w:top w:val="single" w:color="999999" w:sz="4"/>
+              <w:left w:val="single" w:color="999999" w:sz="4"/>
+              <w:bottom w:val="single" w:color="999999" w:sz="4"/>
+              <w:right w:val="single" w:color="999999" w:sz="4"/>
+            </w:tcBorders>
+          </w:tcPr>
+          <w:p>
+            <w:r>
+              <w:rPr>
+                <w:b w:val="false"/>
+                <w:bCs w:val="false"/>
+                <w:sz w:val="18"/>
+                <w:szCs w:val="18"/>
+              </w:rPr>
+              <w:t xml:space="preserve">DP</w:t>
+            </w:r>
+          </w:p>
+        </w:tc>
+        <w:tc>
+          <w:tcPr>
+            <w:tcW w:type="dxa" w:w="2000"/>
+            <w:tcBorders>
+              <w:top w:val="single" w:color="999999" w:sz="4"/>
+              <w:left w:val="single" w:color="999999" w:sz="4"/>
+              <w:bottom w:val="single" w:color="999999" w:sz="4"/>
+              <w:right w:val="single" w:color="999999" w:sz="4"/>
+            </w:tcBorders>
+          </w:tcPr>
+          <w:p>
+            <w:r>
+              <w:rPr>
+                <w:b w:val="false"/>
+                <w:bCs w:val="false"/>
+                <w:sz w:val="18"/>
+                <w:szCs w:val="18"/>
+              </w:rPr>
+              <w:t xml:space="preserve">Primary open pending order lines</w:t>
+            </w:r>
+          </w:p>
+        </w:tc>
+      </w:tr>
+      <w:tr>
+        <w:tc>
+          <w:tcPr>
+            <w:tcW w:type="dxa" w:w="2000"/>
+            <w:tcBorders>
+              <w:top w:val="single" w:color="999999" w:sz="4"/>
+              <w:left w:val="single" w:color="999999" w:sz="4"/>
+              <w:bottom w:val="single" w:color="999999" w:sz="4"/>
+              <w:right w:val="single" w:color="999999" w:sz="4"/>
+            </w:tcBorders>
+          </w:tcPr>
+          <w:p>
+            <w:r>
+              <w:rPr>
+                <w:b w:val="false"/>
+                <w:bCs w:val="false"/>
+                <w:sz w:val="18"/>
+                <w:szCs w:val="18"/>
+              </w:rPr>
+              <w:t xml:space="preserve">plexecom_customer_units</w:t>
+            </w:r>
+          </w:p>
+        </w:tc>
+        <w:tc>
+          <w:tcPr>
+            <w:tcW w:type="dxa" w:w="2000"/>
+            <w:tcBorders>
+              <w:top w:val="single" w:color="999999" w:sz="4"/>
+              <w:left w:val="single" w:color="999999" w:sz="4"/>
+              <w:bottom w:val="single" w:color="999999" w:sz="4"/>
+              <w:right w:val="single" w:color="999999" w:sz="4"/>
+            </w:tcBorders>
+          </w:tcPr>
+          <w:p>
+            <w:r>
+              <w:rPr>
+                <w:b w:val="false"/>
+                <w:bCs w:val="false"/>
+                <w:sz w:val="18"/>
+                <w:szCs w:val="18"/>
+              </w:rPr>
+              <w:t xml:space="preserve">OB</w:t>
+            </w:r>
+          </w:p>
+        </w:tc>
+        <w:tc>
+          <w:tcPr>
+            <w:tcW w:type="dxa" w:w="2000"/>
+            <w:tcBorders>
+              <w:top w:val="single" w:color="999999" w:sz="4"/>
+              <w:left w:val="single" w:color="999999" w:sz="4"/>
+              <w:bottom w:val="single" w:color="999999" w:sz="4"/>
+              <w:right w:val="single" w:color="999999" w:sz="4"/>
+            </w:tcBorders>
+          </w:tcPr>
+          <w:p>
+            <w:r>
+              <w:rPr>
+                <w:b w:val="false"/>
+                <w:bCs w:val="false"/>
+                <w:sz w:val="18"/>
+                <w:szCs w:val="18"/>
+              </w:rPr>
+              <w:t xml:space="preserve">Ref No and status enrichment</w:t>
+            </w:r>
+          </w:p>
+        </w:tc>
+      </w:tr>
+      <w:tr>
+        <w:tc>
+          <w:tcPr>
+            <w:tcW w:type="dxa" w:w="2000"/>
+            <w:tcBorders>
+              <w:top w:val="single" w:color="999999" w:sz="4"/>
+              <w:left w:val="single" w:color="999999" w:sz="4"/>
+              <w:bottom w:val="single" w:color="999999" w:sz="4"/>
+              <w:right w:val="single" w:color="999999" w:sz="4"/>
+            </w:tcBorders>
+          </w:tcPr>
+          <w:p>
+            <w:r>
+              <w:rPr>
+                <w:b w:val="false"/>
+                <w:bCs w:val="false"/>
+                <w:sz w:val="18"/>
+                <w:szCs w:val="18"/>
+              </w:rPr>
+              <w:t xml:space="preserve">despatch</w:t>
+            </w:r>
+          </w:p>
+        </w:tc>
+        <w:tc>
+          <w:tcPr>
+            <w:tcW w:type="dxa" w:w="2000"/>
+            <w:tcBorders>
+              <w:top w:val="single" w:color="999999" w:sz="4"/>
+              <w:left w:val="single" w:color="999999" w:sz="4"/>
+              <w:bottom w:val="single" w:color="999999" w:sz="4"/>
+              <w:right w:val="single" w:color="999999" w:sz="4"/>
+            </w:tcBorders>
+          </w:tcPr>
+          <w:p>
+            <w:r>
+              <w:rPr>
+                <w:b w:val="false"/>
+                <w:bCs w:val="false"/>
+                <w:sz w:val="18"/>
+                <w:szCs w:val="18"/>
+              </w:rPr>
+              <w:t xml:space="preserve">DP</w:t>
+            </w:r>
+          </w:p>
+        </w:tc>
+        <w:tc>
+          <w:tcPr>
+            <w:tcW w:type="dxa" w:w="2000"/>
+            <w:tcBorders>
+              <w:top w:val="single" w:color="999999" w:sz="4"/>
+              <w:left w:val="single" w:color="999999" w:sz="4"/>
+              <w:bottom w:val="single" w:color="999999" w:sz="4"/>
+              <w:right w:val="single" w:color="999999" w:sz="4"/>
+            </w:tcBorders>
+          </w:tcPr>
+          <w:p>
+            <w:r>
+              <w:rPr>
+                <w:b w:val="false"/>
+                <w:bCs w:val="false"/>
+                <w:sz w:val="18"/>
+                <w:szCs w:val="18"/>
+              </w:rPr>
+              <w:t xml:space="preserve">Despatched status badge</w:t>
+            </w:r>
+          </w:p>
+        </w:tc>
+      </w:tr>
+      <w:tr>
+        <w:tc>
+          <w:tcPr>
+            <w:tcW w:type="dxa" w:w="2000"/>
+            <w:tcBorders>
+              <w:top w:val="single" w:color="999999" w:sz="4"/>
+              <w:left w:val="single" w:color="999999" w:sz="4"/>
+              <w:bottom w:val="single" w:color="999999" w:sz="4"/>
+              <w:right w:val="single" w:color="999999" w:sz="4"/>
+            </w:tcBorders>
+          </w:tcPr>
+          <w:p>
+            <w:r>
+              <w:rPr>
+                <w:b w:val="false"/>
+                <w:bCs w:val="false"/>
+                <w:sz w:val="18"/>
+                <w:szCs w:val="18"/>
+              </w:rPr>
+              <w:t xml:space="preserve">dpst_master</w:t>
+            </w:r>
+          </w:p>
+        </w:tc>
+        <w:tc>
+          <w:tcPr>
+            <w:tcW w:type="dxa" w:w="2000"/>
+            <w:tcBorders>
+              <w:top w:val="single" w:color="999999" w:sz="4"/>
+              <w:left w:val="single" w:color="999999" w:sz="4"/>
+              <w:bottom w:val="single" w:color="999999" w:sz="4"/>
+              <w:right w:val="single" w:color="999999" w:sz="4"/>
+            </w:tcBorders>
+          </w:tcPr>
+          <w:p>
+            <w:r>
+              <w:rPr>
+                <w:b w:val="false"/>
+                <w:bCs w:val="false"/>
+                <w:sz w:val="18"/>
+                <w:szCs w:val="18"/>
+              </w:rPr>
+              <w:t xml:space="preserve">DP</w:t>
+            </w:r>
+          </w:p>
+        </w:tc>
+        <w:tc>
+          <w:tcPr>
+            <w:tcW w:type="dxa" w:w="2000"/>
+            <w:tcBorders>
+              <w:top w:val="single" w:color="999999" w:sz="4"/>
+              <w:left w:val="single" w:color="999999" w:sz="4"/>
+              <w:bottom w:val="single" w:color="999999" w:sz="4"/>
+              <w:right w:val="single" w:color="999999" w:sz="4"/>
+            </w:tcBorders>
+          </w:tcPr>
+          <w:p>
+            <w:r>
+              <w:rPr>
+                <w:b w:val="false"/>
+                <w:bCs w:val="false"/>
+                <w:sz w:val="18"/>
+                <w:szCs w:val="18"/>
+              </w:rPr>
+              <w:t xml:space="preserve">Product group description</w:t>
+            </w:r>
+          </w:p>
+        </w:tc>
+      </w:tr>
+      <w:tr>
+        <w:tc>
+          <w:tcPr>
+            <w:tcW w:type="dxa" w:w="2000"/>
+            <w:tcBorders>
+              <w:top w:val="single" w:color="999999" w:sz="4"/>
+              <w:left w:val="single" w:color="999999" w:sz="4"/>
+              <w:bottom w:val="single" w:color="999999" w:sz="4"/>
+              <w:right w:val="single" w:color="999999" w:sz="4"/>
+            </w:tcBorders>
+          </w:tcPr>
+          <w:p>
+            <w:r>
+              <w:rPr>
+                <w:b w:val="false"/>
+                <w:bCs w:val="false"/>
+                <w:sz w:val="18"/>
+                <w:szCs w:val="18"/>
+              </w:rPr>
+              <w:t xml:space="preserve">tbl_commitment</w:t>
+            </w:r>
+          </w:p>
+        </w:tc>
+        <w:tc>
+          <w:tcPr>
+            <w:tcW w:type="dxa" w:w="2000"/>
+            <w:tcBorders>
+              <w:top w:val="single" w:color="999999" w:sz="4"/>
+              <w:left w:val="single" w:color="999999" w:sz="4"/>
+              <w:bottom w:val="single" w:color="999999" w:sz="4"/>
+              <w:right w:val="single" w:color="999999" w:sz="4"/>
+            </w:tcBorders>
+          </w:tcPr>
+          <w:p>
+            <w:r>
+              <w:rPr>
+                <w:b w:val="false"/>
+                <w:bCs w:val="false"/>
+                <w:sz w:val="18"/>
+                <w:szCs w:val="18"/>
+              </w:rPr>
+              <w:t xml:space="preserve">DP</w:t>
+            </w:r>
+          </w:p>
+        </w:tc>
+        <w:tc>
+          <w:tcPr>
+            <w:tcW w:type="dxa" w:w="2000"/>
+            <w:tcBorders>
+              <w:top w:val="single" w:color="999999" w:sz="4"/>
+              <w:left w:val="single" w:color="999999" w:sz="4"/>
+              <w:bottom w:val="single" w:color="999999" w:sz="4"/>
+              <w:right w:val="single" w:color="999999" w:sz="4"/>
+            </w:tcBorders>
+          </w:tcPr>
+          <w:p>
+            <w:r>
+              <w:rPr>
+                <w:b w:val="false"/>
+                <w:bCs w:val="false"/>
+                <w:sz w:val="18"/>
+                <w:szCs w:val="18"/>
+              </w:rPr>
+              <w:t xml:space="preserve">Commitment / delivery date lookup</w:t>
+            </w:r>
+          </w:p>
+        </w:tc>
+      </w:tr>
+      <w:tr>
+        <w:tc>
+          <w:tcPr>
+            <w:tcW w:type="dxa" w:w="2000"/>
+            <w:tcBorders>
+              <w:top w:val="single" w:color="999999" w:sz="4"/>
+              <w:left w:val="single" w:color="999999" w:sz="4"/>
+              <w:bottom w:val="single" w:color="999999" w:sz="4"/>
+              <w:right w:val="single" w:color="999999" w:sz="4"/>
+            </w:tcBorders>
+          </w:tcPr>
+          <w:p>
+            <w:r>
+              <w:rPr>
+                <w:b w:val="false"/>
+                <w:bCs w:val="false"/>
+                <w:sz w:val="18"/>
+                <w:szCs w:val="18"/>
+              </w:rPr>
+              <w:t xml:space="preserve">maintdealer</w:t>
+            </w:r>
+          </w:p>
+        </w:tc>
+        <w:tc>
+          <w:tcPr>
+            <w:tcW w:type="dxa" w:w="2000"/>
+            <w:tcBorders>
+              <w:top w:val="single" w:color="999999" w:sz="4"/>
+              <w:left w:val="single" w:color="999999" w:sz="4"/>
+              <w:bottom w:val="single" w:color="999999" w:sz="4"/>
+              <w:right w:val="single" w:color="999999" w:sz="4"/>
+            </w:tcBorders>
+          </w:tcPr>
+          <w:p>
+            <w:r>
+              <w:rPr>
+                <w:b w:val="false"/>
+                <w:bCs w:val="false"/>
+                <w:sz w:val="18"/>
+                <w:szCs w:val="18"/>
+              </w:rPr>
+              <w:t xml:space="preserve">DP</w:t>
+            </w:r>
+          </w:p>
+        </w:tc>
+        <w:tc>
+          <w:tcPr>
+            <w:tcW w:type="dxa" w:w="2000"/>
+            <w:tcBorders>
+              <w:top w:val="single" w:color="999999" w:sz="4"/>
+              <w:left w:val="single" w:color="999999" w:sz="4"/>
+              <w:bottom w:val="single" w:color="999999" w:sz="4"/>
+              <w:right w:val="single" w:color="999999" w:sz="4"/>
+            </w:tcBorders>
+          </w:tcPr>
+          <w:p>
+            <w:r>
+              <w:rPr>
+                <w:b w:val="false"/>
+                <w:bCs w:val="false"/>
+                <w:sz w:val="18"/>
+                <w:szCs w:val="18"/>
+              </w:rPr>
+              <w:t xml:space="preserve">Detail page header/lines (shared with AO)</w:t>
+            </w:r>
+          </w:p>
+        </w:tc>
+      </w:tr>
+    </w:tbl>
+    <w:p/>
+    <w:p>
+      <w:pPr>
+        <w:pStyle w:val="Heading3"/>
+        <w:spacing w:after="120" w:before="240"/>
+      </w:pPr>
+      <w:r>
+        <w:rPr>
+          <w:b w:val="false"/>
+          <w:bCs w:val="false"/>
+        </w:rPr>
         <w:t xml:space="preserve">Data sources</w:t>
       </w:r>
     </w:p>
@@ -2366,6 +4989,310 @@
           <w:b w:val="false"/>
           <w:bCs w:val="false"/>
         </w:rPr>
+        <w:t xml:space="preserve">Tables used</w:t>
+      </w:r>
+    </w:p>
+    <w:tbl>
+      <w:tblPr>
+        <w:tblW w:type="pct" w:w="100%"/>
+        <w:tblBorders>
+          <w:top w:val="single" w:color="auto" w:sz="4"/>
+          <w:left w:val="single" w:color="auto" w:sz="4"/>
+          <w:bottom w:val="single" w:color="auto" w:sz="4"/>
+          <w:right w:val="single" w:color="auto" w:sz="4"/>
+          <w:insideH w:val="single" w:color="auto" w:sz="4"/>
+          <w:insideV w:val="single" w:color="auto" w:sz="4"/>
+        </w:tblBorders>
+      </w:tblPr>
+      <w:tblGrid>
+        <w:gridCol w:w="100"/>
+        <w:gridCol w:w="100"/>
+        <w:gridCol w:w="100"/>
+      </w:tblGrid>
+      <w:tr>
+        <w:tc>
+          <w:tcPr>
+            <w:tcW w:type="dxa" w:w="2000"/>
+            <w:tcBorders>
+              <w:top w:val="single" w:color="999999" w:sz="4"/>
+              <w:left w:val="single" w:color="999999" w:sz="4"/>
+              <w:bottom w:val="single" w:color="999999" w:sz="4"/>
+              <w:right w:val="single" w:color="999999" w:sz="4"/>
+            </w:tcBorders>
+          </w:tcPr>
+          <w:p>
+            <w:r>
+              <w:rPr>
+                <w:b/>
+                <w:bCs/>
+                <w:sz w:val="18"/>
+                <w:szCs w:val="18"/>
+              </w:rPr>
+              <w:t xml:space="preserve">Table</w:t>
+            </w:r>
+          </w:p>
+        </w:tc>
+        <w:tc>
+          <w:tcPr>
+            <w:tcW w:type="dxa" w:w="2000"/>
+            <w:tcBorders>
+              <w:top w:val="single" w:color="999999" w:sz="4"/>
+              <w:left w:val="single" w:color="999999" w:sz="4"/>
+              <w:bottom w:val="single" w:color="999999" w:sz="4"/>
+              <w:right w:val="single" w:color="999999" w:sz="4"/>
+            </w:tcBorders>
+          </w:tcPr>
+          <w:p>
+            <w:r>
+              <w:rPr>
+                <w:b/>
+                <w:bCs/>
+                <w:sz w:val="18"/>
+                <w:szCs w:val="18"/>
+              </w:rPr>
+              <w:t xml:space="preserve">Database</w:t>
+            </w:r>
+          </w:p>
+        </w:tc>
+        <w:tc>
+          <w:tcPr>
+            <w:tcW w:type="dxa" w:w="2000"/>
+            <w:tcBorders>
+              <w:top w:val="single" w:color="999999" w:sz="4"/>
+              <w:left w:val="single" w:color="999999" w:sz="4"/>
+              <w:bottom w:val="single" w:color="999999" w:sz="4"/>
+              <w:right w:val="single" w:color="999999" w:sz="4"/>
+            </w:tcBorders>
+          </w:tcPr>
+          <w:p>
+            <w:r>
+              <w:rPr>
+                <w:b/>
+                <w:bCs/>
+                <w:sz w:val="18"/>
+                <w:szCs w:val="18"/>
+              </w:rPr>
+              <w:t xml:space="preserve">Purpose</w:t>
+            </w:r>
+          </w:p>
+        </w:tc>
+      </w:tr>
+      <w:tr>
+        <w:tc>
+          <w:tcPr>
+            <w:tcW w:type="dxa" w:w="2000"/>
+            <w:tcBorders>
+              <w:top w:val="single" w:color="999999" w:sz="4"/>
+              <w:left w:val="single" w:color="999999" w:sz="4"/>
+              <w:bottom w:val="single" w:color="999999" w:sz="4"/>
+              <w:right w:val="single" w:color="999999" w:sz="4"/>
+            </w:tcBorders>
+          </w:tcPr>
+          <w:p>
+            <w:r>
+              <w:rPr>
+                <w:b w:val="false"/>
+                <w:bCs w:val="false"/>
+                <w:sz w:val="18"/>
+                <w:szCs w:val="18"/>
+              </w:rPr>
+              <w:t xml:space="preserve">despatch</w:t>
+            </w:r>
+          </w:p>
+        </w:tc>
+        <w:tc>
+          <w:tcPr>
+            <w:tcW w:type="dxa" w:w="2000"/>
+            <w:tcBorders>
+              <w:top w:val="single" w:color="999999" w:sz="4"/>
+              <w:left w:val="single" w:color="999999" w:sz="4"/>
+              <w:bottom w:val="single" w:color="999999" w:sz="4"/>
+              <w:right w:val="single" w:color="999999" w:sz="4"/>
+            </w:tcBorders>
+          </w:tcPr>
+          <w:p>
+            <w:r>
+              <w:rPr>
+                <w:b w:val="false"/>
+                <w:bCs w:val="false"/>
+                <w:sz w:val="18"/>
+                <w:szCs w:val="18"/>
+              </w:rPr>
+              <w:t xml:space="preserve">DP</w:t>
+            </w:r>
+          </w:p>
+        </w:tc>
+        <w:tc>
+          <w:tcPr>
+            <w:tcW w:type="dxa" w:w="2000"/>
+            <w:tcBorders>
+              <w:top w:val="single" w:color="999999" w:sz="4"/>
+              <w:left w:val="single" w:color="999999" w:sz="4"/>
+              <w:bottom w:val="single" w:color="999999" w:sz="4"/>
+              <w:right w:val="single" w:color="999999" w:sz="4"/>
+            </w:tcBorders>
+          </w:tcPr>
+          <w:p>
+            <w:r>
+              <w:rPr>
+                <w:b w:val="false"/>
+                <w:bCs w:val="false"/>
+                <w:sz w:val="18"/>
+                <w:szCs w:val="18"/>
+              </w:rPr>
+              <w:t xml:space="preserve">Primary despatched invoice/shipment list</w:t>
+            </w:r>
+          </w:p>
+        </w:tc>
+      </w:tr>
+      <w:tr>
+        <w:tc>
+          <w:tcPr>
+            <w:tcW w:type="dxa" w:w="2000"/>
+            <w:tcBorders>
+              <w:top w:val="single" w:color="999999" w:sz="4"/>
+              <w:left w:val="single" w:color="999999" w:sz="4"/>
+              <w:bottom w:val="single" w:color="999999" w:sz="4"/>
+              <w:right w:val="single" w:color="999999" w:sz="4"/>
+            </w:tcBorders>
+          </w:tcPr>
+          <w:p>
+            <w:r>
+              <w:rPr>
+                <w:b w:val="false"/>
+                <w:bCs w:val="false"/>
+                <w:sz w:val="18"/>
+                <w:szCs w:val="18"/>
+              </w:rPr>
+              <w:t xml:space="preserve">lr_details</w:t>
+            </w:r>
+          </w:p>
+        </w:tc>
+        <w:tc>
+          <w:tcPr>
+            <w:tcW w:type="dxa" w:w="2000"/>
+            <w:tcBorders>
+              <w:top w:val="single" w:color="999999" w:sz="4"/>
+              <w:left w:val="single" w:color="999999" w:sz="4"/>
+              <w:bottom w:val="single" w:color="999999" w:sz="4"/>
+              <w:right w:val="single" w:color="999999" w:sz="4"/>
+            </w:tcBorders>
+          </w:tcPr>
+          <w:p>
+            <w:r>
+              <w:rPr>
+                <w:b w:val="false"/>
+                <w:bCs w:val="false"/>
+                <w:sz w:val="18"/>
+                <w:szCs w:val="18"/>
+              </w:rPr>
+              <w:t xml:space="preserve">DP</w:t>
+            </w:r>
+          </w:p>
+        </w:tc>
+        <w:tc>
+          <w:tcPr>
+            <w:tcW w:type="dxa" w:w="2000"/>
+            <w:tcBorders>
+              <w:top w:val="single" w:color="999999" w:sz="4"/>
+              <w:left w:val="single" w:color="999999" w:sz="4"/>
+              <w:bottom w:val="single" w:color="999999" w:sz="4"/>
+              <w:right w:val="single" w:color="999999" w:sz="4"/>
+            </w:tcBorders>
+          </w:tcPr>
+          <w:p>
+            <w:r>
+              <w:rPr>
+                <w:b w:val="false"/>
+                <w:bCs w:val="false"/>
+                <w:sz w:val="18"/>
+                <w:szCs w:val="18"/>
+              </w:rPr>
+              <w:t xml:space="preserve">LR number, packing, transporter, weight (join)</w:t>
+            </w:r>
+          </w:p>
+        </w:tc>
+      </w:tr>
+      <w:tr>
+        <w:tc>
+          <w:tcPr>
+            <w:tcW w:type="dxa" w:w="2000"/>
+            <w:tcBorders>
+              <w:top w:val="single" w:color="999999" w:sz="4"/>
+              <w:left w:val="single" w:color="999999" w:sz="4"/>
+              <w:bottom w:val="single" w:color="999999" w:sz="4"/>
+              <w:right w:val="single" w:color="999999" w:sz="4"/>
+            </w:tcBorders>
+          </w:tcPr>
+          <w:p>
+            <w:r>
+              <w:rPr>
+                <w:b w:val="false"/>
+                <w:bCs w:val="false"/>
+                <w:sz w:val="18"/>
+                <w:szCs w:val="18"/>
+              </w:rPr>
+              <w:t xml:space="preserve">dpst_master</w:t>
+            </w:r>
+          </w:p>
+        </w:tc>
+        <w:tc>
+          <w:tcPr>
+            <w:tcW w:type="dxa" w:w="2000"/>
+            <w:tcBorders>
+              <w:top w:val="single" w:color="999999" w:sz="4"/>
+              <w:left w:val="single" w:color="999999" w:sz="4"/>
+              <w:bottom w:val="single" w:color="999999" w:sz="4"/>
+              <w:right w:val="single" w:color="999999" w:sz="4"/>
+            </w:tcBorders>
+          </w:tcPr>
+          <w:p>
+            <w:r>
+              <w:rPr>
+                <w:b w:val="false"/>
+                <w:bCs w:val="false"/>
+                <w:sz w:val="18"/>
+                <w:szCs w:val="18"/>
+              </w:rPr>
+              <w:t xml:space="preserve">DP</w:t>
+            </w:r>
+          </w:p>
+        </w:tc>
+        <w:tc>
+          <w:tcPr>
+            <w:tcW w:type="dxa" w:w="2000"/>
+            <w:tcBorders>
+              <w:top w:val="single" w:color="999999" w:sz="4"/>
+              <w:left w:val="single" w:color="999999" w:sz="4"/>
+              <w:bottom w:val="single" w:color="999999" w:sz="4"/>
+              <w:right w:val="single" w:color="999999" w:sz="4"/>
+            </w:tcBorders>
+          </w:tcPr>
+          <w:p>
+            <w:r>
+              <w:rPr>
+                <w:b w:val="false"/>
+                <w:bCs w:val="false"/>
+                <w:sz w:val="18"/>
+                <w:szCs w:val="18"/>
+              </w:rPr>
+              <w:t xml:space="preserve">Product group description</w:t>
+            </w:r>
+          </w:p>
+        </w:tc>
+      </w:tr>
+    </w:tbl>
+    <w:p/>
+    <w:p>
+      <w:pPr>
+        <w:pStyle w:val="Heading3"/>
+        <w:spacing w:after="120" w:before="240"/>
+      </w:pPr>
+      <w:r>
+        <w:rPr>
+          <w:b w:val="false"/>
+          <w:bCs w:val="false"/>
+        </w:rPr>
         <w:t xml:space="preserve">Data sources</w:t>
       </w:r>
     </w:p>
@@ -2655,6 +5582,279 @@
       </w:r>
       <w:r>
         <w:t xml:space="preserve">). Read-only — no create/edit.</w:t>
+      </w:r>
+    </w:p>
+    <w:p>
+      <w:pPr>
+        <w:pStyle w:val="Heading3"/>
+        <w:spacing w:after="120" w:before="240"/>
+      </w:pPr>
+      <w:r>
+        <w:rPr>
+          <w:b w:val="false"/>
+          <w:bCs w:val="false"/>
+        </w:rPr>
+        <w:t xml:space="preserve">Tables used</w:t>
+      </w:r>
+    </w:p>
+    <w:tbl>
+      <w:tblPr>
+        <w:tblW w:type="pct" w:w="100%"/>
+        <w:tblBorders>
+          <w:top w:val="single" w:color="auto" w:sz="4"/>
+          <w:left w:val="single" w:color="auto" w:sz="4"/>
+          <w:bottom w:val="single" w:color="auto" w:sz="4"/>
+          <w:right w:val="single" w:color="auto" w:sz="4"/>
+          <w:insideH w:val="single" w:color="auto" w:sz="4"/>
+          <w:insideV w:val="single" w:color="auto" w:sz="4"/>
+        </w:tblBorders>
+      </w:tblPr>
+      <w:tblGrid>
+        <w:gridCol w:w="100"/>
+        <w:gridCol w:w="100"/>
+        <w:gridCol w:w="100"/>
+      </w:tblGrid>
+      <w:tr>
+        <w:tc>
+          <w:tcPr>
+            <w:tcW w:type="dxa" w:w="2000"/>
+            <w:tcBorders>
+              <w:top w:val="single" w:color="999999" w:sz="4"/>
+              <w:left w:val="single" w:color="999999" w:sz="4"/>
+              <w:bottom w:val="single" w:color="999999" w:sz="4"/>
+              <w:right w:val="single" w:color="999999" w:sz="4"/>
+            </w:tcBorders>
+          </w:tcPr>
+          <w:p>
+            <w:r>
+              <w:rPr>
+                <w:b/>
+                <w:bCs/>
+                <w:sz w:val="18"/>
+                <w:szCs w:val="18"/>
+              </w:rPr>
+              <w:t xml:space="preserve">Table</w:t>
+            </w:r>
+          </w:p>
+        </w:tc>
+        <w:tc>
+          <w:tcPr>
+            <w:tcW w:type="dxa" w:w="2000"/>
+            <w:tcBorders>
+              <w:top w:val="single" w:color="999999" w:sz="4"/>
+              <w:left w:val="single" w:color="999999" w:sz="4"/>
+              <w:bottom w:val="single" w:color="999999" w:sz="4"/>
+              <w:right w:val="single" w:color="999999" w:sz="4"/>
+            </w:tcBorders>
+          </w:tcPr>
+          <w:p>
+            <w:r>
+              <w:rPr>
+                <w:b/>
+                <w:bCs/>
+                <w:sz w:val="18"/>
+                <w:szCs w:val="18"/>
+              </w:rPr>
+              <w:t xml:space="preserve">Database</w:t>
+            </w:r>
+          </w:p>
+        </w:tc>
+        <w:tc>
+          <w:tcPr>
+            <w:tcW w:type="dxa" w:w="2000"/>
+            <w:tcBorders>
+              <w:top w:val="single" w:color="999999" w:sz="4"/>
+              <w:left w:val="single" w:color="999999" w:sz="4"/>
+              <w:bottom w:val="single" w:color="999999" w:sz="4"/>
+              <w:right w:val="single" w:color="999999" w:sz="4"/>
+            </w:tcBorders>
+          </w:tcPr>
+          <w:p>
+            <w:r>
+              <w:rPr>
+                <w:b/>
+                <w:bCs/>
+                <w:sz w:val="18"/>
+                <w:szCs w:val="18"/>
+              </w:rPr>
+              <w:t xml:space="preserve">Purpose</w:t>
+            </w:r>
+          </w:p>
+        </w:tc>
+      </w:tr>
+      <w:tr>
+        <w:tc>
+          <w:tcPr>
+            <w:tcW w:type="dxa" w:w="2000"/>
+            <w:tcBorders>
+              <w:top w:val="single" w:color="999999" w:sz="4"/>
+              <w:left w:val="single" w:color="999999" w:sz="4"/>
+              <w:bottom w:val="single" w:color="999999" w:sz="4"/>
+              <w:right w:val="single" w:color="999999" w:sz="4"/>
+            </w:tcBorders>
+          </w:tcPr>
+          <w:p>
+            <w:r>
+              <w:rPr>
+                <w:b w:val="false"/>
+                <w:bCs w:val="false"/>
+                <w:sz w:val="18"/>
+                <w:szCs w:val="18"/>
+              </w:rPr>
+              <w:t xml:space="preserve">lrdetails</w:t>
+            </w:r>
+          </w:p>
+        </w:tc>
+        <w:tc>
+          <w:tcPr>
+            <w:tcW w:type="dxa" w:w="2000"/>
+            <w:tcBorders>
+              <w:top w:val="single" w:color="999999" w:sz="4"/>
+              <w:left w:val="single" w:color="999999" w:sz="4"/>
+              <w:bottom w:val="single" w:color="999999" w:sz="4"/>
+              <w:right w:val="single" w:color="999999" w:sz="4"/>
+            </w:tcBorders>
+          </w:tcPr>
+          <w:p>
+            <w:r>
+              <w:rPr>
+                <w:b w:val="false"/>
+                <w:bCs w:val="false"/>
+                <w:sz w:val="18"/>
+                <w:szCs w:val="18"/>
+              </w:rPr>
+              <w:t xml:space="preserve">DP</w:t>
+            </w:r>
+          </w:p>
+        </w:tc>
+        <w:tc>
+          <w:tcPr>
+            <w:tcW w:type="dxa" w:w="2000"/>
+            <w:tcBorders>
+              <w:top w:val="single" w:color="999999" w:sz="4"/>
+              <w:left w:val="single" w:color="999999" w:sz="4"/>
+              <w:bottom w:val="single" w:color="999999" w:sz="4"/>
+              <w:right w:val="single" w:color="999999" w:sz="4"/>
+            </w:tcBorders>
+          </w:tcPr>
+          <w:p>
+            <w:r>
+              <w:rPr>
+                <w:b w:val="false"/>
+                <w:bCs w:val="false"/>
+                <w:sz w:val="18"/>
+                <w:szCs w:val="18"/>
+              </w:rPr>
+              <w:t xml:space="preserve">Primary LR list source</w:t>
+            </w:r>
+          </w:p>
+        </w:tc>
+      </w:tr>
+      <w:tr>
+        <w:tc>
+          <w:tcPr>
+            <w:tcW w:type="dxa" w:w="2000"/>
+            <w:tcBorders>
+              <w:top w:val="single" w:color="999999" w:sz="4"/>
+              <w:left w:val="single" w:color="999999" w:sz="4"/>
+              <w:bottom w:val="single" w:color="999999" w:sz="4"/>
+              <w:right w:val="single" w:color="999999" w:sz="4"/>
+            </w:tcBorders>
+          </w:tcPr>
+          <w:p>
+            <w:r>
+              <w:rPr>
+                <w:b w:val="false"/>
+                <w:bCs w:val="false"/>
+                <w:sz w:val="18"/>
+                <w:szCs w:val="18"/>
+              </w:rPr>
+              <w:t xml:space="preserve">dpst_master</w:t>
+            </w:r>
+          </w:p>
+        </w:tc>
+        <w:tc>
+          <w:tcPr>
+            <w:tcW w:type="dxa" w:w="2000"/>
+            <w:tcBorders>
+              <w:top w:val="single" w:color="999999" w:sz="4"/>
+              <w:left w:val="single" w:color="999999" w:sz="4"/>
+              <w:bottom w:val="single" w:color="999999" w:sz="4"/>
+              <w:right w:val="single" w:color="999999" w:sz="4"/>
+            </w:tcBorders>
+          </w:tcPr>
+          <w:p>
+            <w:r>
+              <w:rPr>
+                <w:b w:val="false"/>
+                <w:bCs w:val="false"/>
+                <w:sz w:val="18"/>
+                <w:szCs w:val="18"/>
+              </w:rPr>
+              <w:t xml:space="preserve">DP</w:t>
+            </w:r>
+          </w:p>
+        </w:tc>
+        <w:tc>
+          <w:tcPr>
+            <w:tcW w:type="dxa" w:w="2000"/>
+            <w:tcBorders>
+              <w:top w:val="single" w:color="999999" w:sz="4"/>
+              <w:left w:val="single" w:color="999999" w:sz="4"/>
+              <w:bottom w:val="single" w:color="999999" w:sz="4"/>
+              <w:right w:val="single" w:color="999999" w:sz="4"/>
+            </w:tcBorders>
+          </w:tcPr>
+          <w:p>
+            <w:r>
+              <w:rPr>
+                <w:b w:val="false"/>
+                <w:bCs w:val="false"/>
+                <w:sz w:val="18"/>
+                <w:szCs w:val="18"/>
+              </w:rPr>
+              <w:t xml:space="preserve">Product group description</w:t>
+            </w:r>
+          </w:p>
+        </w:tc>
+      </w:tr>
+    </w:tbl>
+    <w:p/>
+    <w:p>
+      <w:pPr>
+        <w:spacing w:after="120"/>
+      </w:pPr>
+      <w:r>
+        <w:rPr>
+          <w:b/>
+          <w:bCs/>
+        </w:rPr>
+        <w:t xml:space="preserve">Note:</w:t>
+      </w:r>
+      <w:r>
+        <w:t xml:space="preserve"> Despatch Details uses a separate table </w:t>
+      </w:r>
+      <w:r>
+        <w:rPr>
+          <w:rFonts w:ascii="Consolas" w:cs="Consolas" w:eastAsia="Consolas" w:hAnsi="Consolas"/>
+          <w:sz w:val="18"/>
+          <w:szCs w:val="18"/>
+        </w:rPr>
+        <w:t xml:space="preserve">lr_details</w:t>
+      </w:r>
+      <w:r>
+        <w:t xml:space="preserve"> (packing join); LR Details uses </w:t>
+      </w:r>
+      <w:r>
+        <w:rPr>
+          <w:rFonts w:ascii="Consolas" w:cs="Consolas" w:eastAsia="Consolas" w:hAnsi="Consolas"/>
+          <w:sz w:val="18"/>
+          <w:szCs w:val="18"/>
+        </w:rPr>
+        <w:t xml:space="preserve">lrdetails</w:t>
+      </w:r>
+      <w:r>
+        <w:t xml:space="preserve">.</w:t>
       </w:r>
     </w:p>
     <w:p>
